--- a/THIAGO_BARROS_JAVA.docx
+++ b/THIAGO_BARROS_JAVA.docx
@@ -1279,35 +1279,19 @@
       </w:r>
       <w:r>
         <w:rPr>
+          <w:rFonts w:ascii="Arial" w:hAnsi="Arial"/>
+          <w:b/>
           <w:color w:val="1B4F88"/>
         </w:rPr>
-        <w:t>Analista</w:t>
-      </w:r>
-      <w:r>
-        <w:rPr>
+        <w:t xml:space="preserve">Analista de </w:t>
+      </w:r>
+      <w:r>
+        <w:rPr>
+          <w:rFonts w:ascii="Arial" w:hAnsi="Arial"/>
+          <w:b/>
           <w:color w:val="1B4F88"/>
-          <w:spacing w:val="-7"/>
-        </w:rPr>
-        <w:t xml:space="preserve"> </w:t>
-      </w:r>
-      <w:r>
-        <w:rPr>
-          <w:color w:val="1B4F88"/>
-        </w:rPr>
-        <w:t>de</w:t>
-      </w:r>
-      <w:r>
-        <w:rPr>
-          <w:color w:val="1B4F88"/>
-          <w:spacing w:val="-7"/>
-        </w:rPr>
-        <w:t xml:space="preserve"> </w:t>
-      </w:r>
-      <w:r>
-        <w:rPr>
-          <w:color w:val="1B4F88"/>
-        </w:rPr>
-        <w:t>TI</w:t>
+        </w:rPr>
+        <w:t>Sistemas</w:t>
       </w:r>
       <w:r>
         <w:rPr>

--- a/THIAGO_BARROS_JAVA.docx
+++ b/THIAGO_BARROS_JAVA.docx
@@ -2066,365 +2066,17 @@
           <w:tab w:val="left" w:pos="577"/>
           <w:tab w:val="left" w:pos="580"/>
         </w:tabs>
-        <w:spacing w:before="31"/>
-        <w:ind w:right="878" w:hanging="281"/>
+        <w:spacing w:before="63" w:line="235" w:lineRule="auto"/>
+        <w:ind w:right="1094" w:hanging="281"/>
         <w:rPr>
           <w:sz w:val="20"/>
         </w:rPr>
       </w:pPr>
       <w:r>
         <w:rPr>
-          <w:color w:val="1A1A1A"/>
-          <w:sz w:val="20"/>
-        </w:rPr>
-        <w:t>Criação</w:t>
-      </w:r>
-      <w:r>
-        <w:rPr>
-          <w:color w:val="1A1A1A"/>
-          <w:spacing w:val="-7"/>
-          <w:sz w:val="20"/>
-        </w:rPr>
-        <w:t xml:space="preserve"> </w:t>
-      </w:r>
-      <w:r>
-        <w:rPr>
-          <w:color w:val="1A1A1A"/>
-          <w:sz w:val="20"/>
-        </w:rPr>
-        <w:t>de</w:t>
-      </w:r>
-      <w:r>
-        <w:rPr>
-          <w:color w:val="1A1A1A"/>
-          <w:spacing w:val="-7"/>
-          <w:sz w:val="20"/>
-        </w:rPr>
-        <w:t xml:space="preserve"> </w:t>
-      </w:r>
-      <w:r>
-        <w:rPr>
-          <w:color w:val="1A1A1A"/>
-          <w:sz w:val="20"/>
-        </w:rPr>
-        <w:t>um</w:t>
-      </w:r>
-      <w:r>
-        <w:rPr>
-          <w:color w:val="1A1A1A"/>
-          <w:spacing w:val="-9"/>
-          <w:sz w:val="20"/>
-        </w:rPr>
-        <w:t xml:space="preserve"> </w:t>
-      </w:r>
-      <w:r>
-        <w:rPr>
-          <w:color w:val="1A1A1A"/>
-          <w:sz w:val="20"/>
-        </w:rPr>
-        <w:t>sistema</w:t>
-      </w:r>
-      <w:r>
-        <w:rPr>
-          <w:color w:val="1A1A1A"/>
-          <w:spacing w:val="-6"/>
-          <w:sz w:val="20"/>
-        </w:rPr>
-        <w:t xml:space="preserve"> </w:t>
-      </w:r>
-      <w:r>
-        <w:rPr>
-          <w:color w:val="1A1A1A"/>
-          <w:sz w:val="20"/>
-        </w:rPr>
-        <w:t>de</w:t>
-      </w:r>
-      <w:r>
-        <w:rPr>
-          <w:color w:val="1A1A1A"/>
-          <w:spacing w:val="-4"/>
-          <w:sz w:val="20"/>
-        </w:rPr>
-        <w:t xml:space="preserve"> </w:t>
-      </w:r>
-      <w:r>
-        <w:rPr>
-          <w:color w:val="1A1A1A"/>
-          <w:sz w:val="20"/>
-        </w:rPr>
-        <w:t>acompanhamento</w:t>
-      </w:r>
-      <w:r>
-        <w:rPr>
-          <w:color w:val="1A1A1A"/>
-          <w:spacing w:val="-6"/>
-          <w:sz w:val="20"/>
-        </w:rPr>
-        <w:t xml:space="preserve"> </w:t>
-      </w:r>
-      <w:r>
-        <w:rPr>
-          <w:color w:val="1A1A1A"/>
-          <w:sz w:val="20"/>
-        </w:rPr>
-        <w:t>de</w:t>
-      </w:r>
-      <w:r>
-        <w:rPr>
-          <w:color w:val="1A1A1A"/>
-          <w:spacing w:val="-7"/>
-          <w:sz w:val="20"/>
-        </w:rPr>
-        <w:t xml:space="preserve"> </w:t>
-      </w:r>
-      <w:r>
-        <w:rPr>
-          <w:color w:val="1A1A1A"/>
-          <w:sz w:val="20"/>
-        </w:rPr>
-        <w:t>positivação</w:t>
-      </w:r>
-      <w:r>
-        <w:rPr>
-          <w:color w:val="1A1A1A"/>
-          <w:spacing w:val="-8"/>
-          <w:sz w:val="20"/>
-        </w:rPr>
-        <w:t xml:space="preserve"> </w:t>
-      </w:r>
-      <w:r>
-        <w:rPr>
-          <w:color w:val="1A1A1A"/>
-          <w:sz w:val="20"/>
-        </w:rPr>
-        <w:t>(120/90/60/30</w:t>
-      </w:r>
-      <w:r>
-        <w:rPr>
-          <w:color w:val="1A1A1A"/>
-          <w:spacing w:val="-7"/>
-          <w:sz w:val="20"/>
-        </w:rPr>
-        <w:t xml:space="preserve"> </w:t>
-      </w:r>
-      <w:r>
-        <w:rPr>
-          <w:color w:val="1A1A1A"/>
-          <w:sz w:val="20"/>
-        </w:rPr>
-        <w:t>dias)</w:t>
-      </w:r>
-      <w:r>
-        <w:rPr>
-          <w:color w:val="1A1A1A"/>
-          <w:spacing w:val="-5"/>
-          <w:sz w:val="20"/>
-        </w:rPr>
-        <w:t xml:space="preserve"> </w:t>
-      </w:r>
-      <w:r>
-        <w:rPr>
-          <w:color w:val="1A1A1A"/>
-          <w:sz w:val="20"/>
-        </w:rPr>
-        <w:t>em</w:t>
-      </w:r>
-      <w:r>
-        <w:rPr>
-          <w:color w:val="1A1A1A"/>
-          <w:spacing w:val="-7"/>
-          <w:sz w:val="20"/>
-        </w:rPr>
-        <w:t xml:space="preserve"> </w:t>
-      </w:r>
-      <w:r>
-        <w:rPr>
-          <w:color w:val="1A1A1A"/>
-          <w:sz w:val="20"/>
-        </w:rPr>
-        <w:t>PHP</w:t>
-      </w:r>
-      <w:r>
-        <w:rPr>
-          <w:color w:val="1A1A1A"/>
-          <w:spacing w:val="-9"/>
-          <w:sz w:val="20"/>
-        </w:rPr>
-        <w:t xml:space="preserve"> </w:t>
-      </w:r>
-      <w:r>
-        <w:rPr>
-          <w:color w:val="1A1A1A"/>
-          <w:sz w:val="20"/>
-        </w:rPr>
-        <w:t>+</w:t>
-      </w:r>
-      <w:r>
-        <w:rPr>
-          <w:color w:val="1A1A1A"/>
-          <w:spacing w:val="-3"/>
-          <w:sz w:val="20"/>
-        </w:rPr>
-        <w:t xml:space="preserve"> </w:t>
-      </w:r>
-      <w:r>
-        <w:rPr>
-          <w:color w:val="1A1A1A"/>
-          <w:sz w:val="20"/>
-        </w:rPr>
-        <w:t>SQL Server, entregando visibilidade estratégica à área comercial</w:t>
-      </w:r>
-    </w:p>
-    <w:p>
-      <w:pPr>
-        <w:pStyle w:val="PargrafodaLista"/>
-        <w:numPr>
-          <w:ilvl w:val="0"/>
-          <w:numId w:val="2"/>
-        </w:numPr>
-        <w:tabs>
-          <w:tab w:val="left" w:pos="577"/>
-        </w:tabs>
-        <w:spacing w:before="28"/>
-        <w:ind w:left="577" w:hanging="275"/>
-        <w:rPr>
-          <w:sz w:val="20"/>
-        </w:rPr>
-      </w:pPr>
-      <w:r>
-        <w:rPr>
-          <w:color w:val="1A1A1A"/>
-          <w:spacing w:val="-2"/>
-          <w:sz w:val="20"/>
-        </w:rPr>
-        <w:t>Geração</w:t>
-      </w:r>
-      <w:r>
-        <w:rPr>
-          <w:color w:val="1A1A1A"/>
-          <w:spacing w:val="-7"/>
-          <w:sz w:val="20"/>
-        </w:rPr>
-        <w:t xml:space="preserve"> </w:t>
-      </w:r>
-      <w:r>
-        <w:rPr>
-          <w:color w:val="1A1A1A"/>
-          <w:spacing w:val="-2"/>
-          <w:sz w:val="20"/>
-        </w:rPr>
-        <w:t>automatizada</w:t>
-      </w:r>
-      <w:r>
-        <w:rPr>
-          <w:color w:val="1A1A1A"/>
-          <w:sz w:val="20"/>
-        </w:rPr>
-        <w:t xml:space="preserve"> </w:t>
-      </w:r>
-      <w:r>
-        <w:rPr>
-          <w:color w:val="1A1A1A"/>
-          <w:spacing w:val="-2"/>
-          <w:sz w:val="20"/>
-        </w:rPr>
-        <w:t>de</w:t>
-      </w:r>
-      <w:r>
-        <w:rPr>
-          <w:color w:val="1A1A1A"/>
-          <w:spacing w:val="-6"/>
-          <w:sz w:val="20"/>
-        </w:rPr>
-        <w:t xml:space="preserve"> </w:t>
-      </w:r>
-      <w:r>
-        <w:rPr>
-          <w:color w:val="1A1A1A"/>
-          <w:spacing w:val="-2"/>
-          <w:sz w:val="20"/>
-        </w:rPr>
-        <w:t>relatórios</w:t>
-      </w:r>
-      <w:r>
-        <w:rPr>
-          <w:color w:val="1A1A1A"/>
-          <w:spacing w:val="3"/>
-          <w:sz w:val="20"/>
-        </w:rPr>
-        <w:t xml:space="preserve"> </w:t>
-      </w:r>
-      <w:r>
-        <w:rPr>
-          <w:color w:val="1A1A1A"/>
-          <w:spacing w:val="-2"/>
-          <w:sz w:val="20"/>
-        </w:rPr>
-        <w:t>SELL-OUT via</w:t>
-      </w:r>
-      <w:r>
-        <w:rPr>
-          <w:color w:val="1A1A1A"/>
-          <w:spacing w:val="-1"/>
-          <w:sz w:val="20"/>
-        </w:rPr>
-        <w:t xml:space="preserve"> </w:t>
-      </w:r>
-      <w:r>
-        <w:rPr>
-          <w:color w:val="1A1A1A"/>
-          <w:spacing w:val="-2"/>
-          <w:sz w:val="20"/>
-        </w:rPr>
-        <w:t>API</w:t>
-      </w:r>
-      <w:r>
-        <w:rPr>
-          <w:color w:val="1A1A1A"/>
-          <w:spacing w:val="-3"/>
-          <w:sz w:val="20"/>
-        </w:rPr>
-        <w:t xml:space="preserve"> </w:t>
-      </w:r>
-      <w:r>
-        <w:rPr>
-          <w:color w:val="1A1A1A"/>
-          <w:spacing w:val="-2"/>
-          <w:sz w:val="20"/>
-        </w:rPr>
-        <w:t>para</w:t>
-      </w:r>
-      <w:r>
-        <w:rPr>
-          <w:color w:val="1A1A1A"/>
-          <w:spacing w:val="-3"/>
-          <w:sz w:val="20"/>
-        </w:rPr>
-        <w:t xml:space="preserve"> </w:t>
-      </w:r>
-      <w:r>
-        <w:rPr>
-          <w:color w:val="1A1A1A"/>
-          <w:spacing w:val="-2"/>
-          <w:sz w:val="20"/>
-        </w:rPr>
-        <w:t>empresas</w:t>
-      </w:r>
-      <w:r>
-        <w:rPr>
-          <w:color w:val="1A1A1A"/>
-          <w:spacing w:val="1"/>
-          <w:sz w:val="20"/>
-        </w:rPr>
-        <w:t xml:space="preserve"> </w:t>
-      </w:r>
-      <w:r>
-        <w:rPr>
-          <w:color w:val="1A1A1A"/>
-          <w:spacing w:val="-2"/>
-          <w:sz w:val="20"/>
-        </w:rPr>
-        <w:t>parceiras</w:t>
+          <w:sz w:val="20"/>
+        </w:rPr>
+        <w:t xml:space="preserve">Desenvolvimento de APIs REST em Java para automação de processos internos </w:t>
       </w:r>
     </w:p>
     <w:p>
@@ -2438,221 +2090,17 @@
           <w:tab w:val="left" w:pos="577"/>
           <w:tab w:val="left" w:pos="580"/>
         </w:tabs>
-        <w:spacing w:before="24"/>
-        <w:ind w:right="617" w:hanging="281"/>
+        <w:spacing w:before="63" w:line="235" w:lineRule="auto"/>
+        <w:ind w:right="1094" w:hanging="281"/>
         <w:rPr>
           <w:sz w:val="20"/>
         </w:rPr>
       </w:pPr>
       <w:r>
         <w:rPr>
-          <w:color w:val="1A1A1A"/>
-          <w:sz w:val="20"/>
-        </w:rPr>
-        <w:t>Integração</w:t>
-      </w:r>
-      <w:r>
-        <w:rPr>
-          <w:color w:val="1A1A1A"/>
-          <w:spacing w:val="-8"/>
-          <w:sz w:val="20"/>
-        </w:rPr>
-        <w:t xml:space="preserve"> </w:t>
-      </w:r>
-      <w:r>
-        <w:rPr>
-          <w:color w:val="1A1A1A"/>
-          <w:sz w:val="20"/>
-        </w:rPr>
-        <w:t>e</w:t>
-      </w:r>
-      <w:r>
-        <w:rPr>
-          <w:color w:val="1A1A1A"/>
-          <w:spacing w:val="-9"/>
-          <w:sz w:val="20"/>
-        </w:rPr>
-        <w:t xml:space="preserve"> </w:t>
-      </w:r>
-      <w:r>
-        <w:rPr>
-          <w:color w:val="1A1A1A"/>
-          <w:sz w:val="20"/>
-        </w:rPr>
-        <w:t>configuração</w:t>
-      </w:r>
-      <w:r>
-        <w:rPr>
-          <w:color w:val="1A1A1A"/>
-          <w:spacing w:val="-4"/>
-          <w:sz w:val="20"/>
-        </w:rPr>
-        <w:t xml:space="preserve"> </w:t>
-      </w:r>
-      <w:r>
-        <w:rPr>
-          <w:color w:val="1A1A1A"/>
-          <w:sz w:val="20"/>
-        </w:rPr>
-        <w:t>de</w:t>
-      </w:r>
-      <w:r>
-        <w:rPr>
-          <w:color w:val="1A1A1A"/>
-          <w:spacing w:val="-9"/>
-          <w:sz w:val="20"/>
-        </w:rPr>
-        <w:t xml:space="preserve"> </w:t>
-      </w:r>
-      <w:r>
-        <w:rPr>
-          <w:color w:val="1A1A1A"/>
-          <w:sz w:val="20"/>
-        </w:rPr>
-        <w:t>sistemas</w:t>
-      </w:r>
-      <w:r>
-        <w:rPr>
-          <w:color w:val="1A1A1A"/>
-          <w:spacing w:val="-7"/>
-          <w:sz w:val="20"/>
-        </w:rPr>
-        <w:t xml:space="preserve"> </w:t>
-      </w:r>
-      <w:r>
-        <w:rPr>
-          <w:color w:val="1A1A1A"/>
-          <w:sz w:val="20"/>
-        </w:rPr>
-        <w:t>corporativos:</w:t>
-      </w:r>
-      <w:r>
-        <w:rPr>
-          <w:color w:val="1A1A1A"/>
-          <w:spacing w:val="-5"/>
-          <w:sz w:val="20"/>
-        </w:rPr>
-        <w:t xml:space="preserve"> </w:t>
-      </w:r>
-      <w:r>
-        <w:rPr>
-          <w:color w:val="1A1A1A"/>
-          <w:sz w:val="20"/>
-        </w:rPr>
-        <w:t>CRM,</w:t>
-      </w:r>
-      <w:r>
-        <w:rPr>
-          <w:color w:val="1A1A1A"/>
-          <w:spacing w:val="-6"/>
-          <w:sz w:val="20"/>
-        </w:rPr>
-        <w:t xml:space="preserve"> </w:t>
-      </w:r>
-      <w:r>
-        <w:rPr>
-          <w:color w:val="1A1A1A"/>
-          <w:sz w:val="20"/>
-        </w:rPr>
-        <w:t>ERP</w:t>
-      </w:r>
-      <w:r>
-        <w:rPr>
-          <w:color w:val="1A1A1A"/>
-          <w:spacing w:val="-7"/>
-          <w:sz w:val="20"/>
-        </w:rPr>
-        <w:t xml:space="preserve"> </w:t>
-      </w:r>
-      <w:r>
-        <w:rPr>
-          <w:color w:val="1A1A1A"/>
-          <w:sz w:val="20"/>
-        </w:rPr>
-        <w:t>Target,</w:t>
-      </w:r>
-      <w:r>
-        <w:rPr>
-          <w:color w:val="1A1A1A"/>
-          <w:spacing w:val="-6"/>
-          <w:sz w:val="20"/>
-        </w:rPr>
-        <w:t xml:space="preserve"> </w:t>
-      </w:r>
-      <w:r>
-        <w:rPr>
-          <w:color w:val="1A1A1A"/>
-          <w:sz w:val="20"/>
-        </w:rPr>
-        <w:t>Power</w:t>
-      </w:r>
-      <w:r>
-        <w:rPr>
-          <w:color w:val="1A1A1A"/>
-          <w:spacing w:val="-4"/>
-          <w:sz w:val="20"/>
-        </w:rPr>
-        <w:t xml:space="preserve"> </w:t>
-      </w:r>
-      <w:r>
-        <w:rPr>
-          <w:color w:val="1A1A1A"/>
-          <w:sz w:val="20"/>
-        </w:rPr>
-        <w:t>BI,</w:t>
-      </w:r>
-      <w:r>
-        <w:rPr>
-          <w:color w:val="1A1A1A"/>
-          <w:spacing w:val="-7"/>
-          <w:sz w:val="20"/>
-        </w:rPr>
-        <w:t xml:space="preserve"> </w:t>
-      </w:r>
-      <w:r>
-        <w:rPr>
-          <w:color w:val="1A1A1A"/>
-          <w:sz w:val="20"/>
-        </w:rPr>
-        <w:t>Chatbots</w:t>
-      </w:r>
-      <w:r>
-        <w:rPr>
-          <w:color w:val="1A1A1A"/>
-          <w:spacing w:val="-8"/>
-          <w:sz w:val="20"/>
-        </w:rPr>
-        <w:t xml:space="preserve"> </w:t>
-      </w:r>
-      <w:r>
-        <w:rPr>
-          <w:color w:val="1A1A1A"/>
-          <w:sz w:val="20"/>
-        </w:rPr>
-        <w:t>e</w:t>
-      </w:r>
-      <w:r>
-        <w:rPr>
-          <w:color w:val="1A1A1A"/>
-          <w:spacing w:val="-4"/>
-          <w:sz w:val="20"/>
-        </w:rPr>
-        <w:t xml:space="preserve"> </w:t>
-      </w:r>
-      <w:r>
-        <w:rPr>
-          <w:color w:val="1A1A1A"/>
-          <w:sz w:val="20"/>
-        </w:rPr>
-        <w:t xml:space="preserve">APIs </w:t>
-      </w:r>
-      <w:r>
-        <w:rPr>
-          <w:color w:val="1A1A1A"/>
-          <w:spacing w:val="-2"/>
-          <w:sz w:val="20"/>
-        </w:rPr>
-        <w:t>externas</w:t>
+          <w:sz w:val="20"/>
+        </w:rPr>
+        <w:t xml:space="preserve">Desenvolvimento de sistemas internos voltados à otimização de processos corporativos </w:t>
       </w:r>
     </w:p>
     <w:p>
@@ -2666,228 +2114,17 @@
           <w:tab w:val="left" w:pos="577"/>
           <w:tab w:val="left" w:pos="580"/>
         </w:tabs>
-        <w:spacing w:before="32" w:line="235" w:lineRule="auto"/>
-        <w:ind w:right="443" w:hanging="281"/>
+        <w:spacing w:before="63" w:line="235" w:lineRule="auto"/>
+        <w:ind w:right="1094" w:hanging="281"/>
         <w:rPr>
           <w:sz w:val="20"/>
         </w:rPr>
       </w:pPr>
       <w:r>
         <w:rPr>
-          <w:color w:val="1A1A1A"/>
-          <w:sz w:val="20"/>
-        </w:rPr>
-        <w:t>Administração</w:t>
-      </w:r>
-      <w:r>
-        <w:rPr>
-          <w:color w:val="1A1A1A"/>
-          <w:spacing w:val="-5"/>
-          <w:sz w:val="20"/>
-        </w:rPr>
-        <w:t xml:space="preserve"> </w:t>
-      </w:r>
-      <w:r>
-        <w:rPr>
-          <w:color w:val="1A1A1A"/>
-          <w:sz w:val="20"/>
-        </w:rPr>
-        <w:t>de</w:t>
-      </w:r>
-      <w:r>
-        <w:rPr>
-          <w:color w:val="1A1A1A"/>
-          <w:spacing w:val="-8"/>
-          <w:sz w:val="20"/>
-        </w:rPr>
-        <w:t xml:space="preserve"> </w:t>
-      </w:r>
-      <w:r>
-        <w:rPr>
-          <w:color w:val="1A1A1A"/>
-          <w:sz w:val="20"/>
-        </w:rPr>
-        <w:t>banco</w:t>
-      </w:r>
-      <w:r>
-        <w:rPr>
-          <w:color w:val="1A1A1A"/>
-          <w:spacing w:val="-5"/>
-          <w:sz w:val="20"/>
-        </w:rPr>
-        <w:t xml:space="preserve"> </w:t>
-      </w:r>
-      <w:r>
-        <w:rPr>
-          <w:color w:val="1A1A1A"/>
-          <w:sz w:val="20"/>
-        </w:rPr>
-        <w:t>de</w:t>
-      </w:r>
-      <w:r>
-        <w:rPr>
-          <w:color w:val="1A1A1A"/>
-          <w:spacing w:val="-4"/>
-          <w:sz w:val="20"/>
-        </w:rPr>
-        <w:t xml:space="preserve"> </w:t>
-      </w:r>
-      <w:r>
-        <w:rPr>
-          <w:color w:val="1A1A1A"/>
-          <w:sz w:val="20"/>
-        </w:rPr>
-        <w:t>dados</w:t>
-      </w:r>
-      <w:r>
-        <w:rPr>
-          <w:color w:val="1A1A1A"/>
-          <w:spacing w:val="-5"/>
-          <w:sz w:val="20"/>
-        </w:rPr>
-        <w:t xml:space="preserve"> </w:t>
-      </w:r>
-      <w:r>
-        <w:rPr>
-          <w:color w:val="1A1A1A"/>
-          <w:sz w:val="20"/>
-        </w:rPr>
-        <w:t>SQL</w:t>
-      </w:r>
-      <w:r>
-        <w:rPr>
-          <w:color w:val="1A1A1A"/>
-          <w:spacing w:val="-4"/>
-          <w:sz w:val="20"/>
-        </w:rPr>
-        <w:t xml:space="preserve"> </w:t>
-      </w:r>
-      <w:r>
-        <w:rPr>
-          <w:color w:val="1A1A1A"/>
-          <w:sz w:val="20"/>
-        </w:rPr>
-        <w:t>Server:</w:t>
-      </w:r>
-      <w:r>
-        <w:rPr>
-          <w:color w:val="1A1A1A"/>
-          <w:spacing w:val="-5"/>
-          <w:sz w:val="20"/>
-        </w:rPr>
-        <w:t xml:space="preserve"> </w:t>
-      </w:r>
-      <w:r>
-        <w:rPr>
-          <w:color w:val="1A1A1A"/>
-          <w:sz w:val="20"/>
-        </w:rPr>
-        <w:t>queries,</w:t>
-      </w:r>
-      <w:r>
-        <w:rPr>
-          <w:color w:val="1A1A1A"/>
-          <w:spacing w:val="-7"/>
-          <w:sz w:val="20"/>
-        </w:rPr>
-        <w:t xml:space="preserve"> </w:t>
-      </w:r>
-      <w:r>
-        <w:rPr>
-          <w:color w:val="1A1A1A"/>
-          <w:sz w:val="20"/>
-        </w:rPr>
-        <w:t>automações</w:t>
-      </w:r>
-      <w:r>
-        <w:rPr>
-          <w:color w:val="1A1A1A"/>
-          <w:spacing w:val="-5"/>
-          <w:sz w:val="20"/>
-        </w:rPr>
-        <w:t xml:space="preserve"> </w:t>
-      </w:r>
-      <w:r>
-        <w:rPr>
-          <w:color w:val="1A1A1A"/>
-          <w:sz w:val="20"/>
-        </w:rPr>
-        <w:t>e</w:t>
-      </w:r>
-      <w:r>
-        <w:rPr>
-          <w:color w:val="1A1A1A"/>
-          <w:spacing w:val="-5"/>
-          <w:sz w:val="20"/>
-        </w:rPr>
-        <w:t xml:space="preserve"> </w:t>
-      </w:r>
-      <w:r>
-        <w:rPr>
-          <w:color w:val="1A1A1A"/>
-          <w:sz w:val="20"/>
-        </w:rPr>
-        <w:t>extração</w:t>
-      </w:r>
-      <w:r>
-        <w:rPr>
-          <w:color w:val="1A1A1A"/>
-          <w:spacing w:val="-5"/>
-          <w:sz w:val="20"/>
-        </w:rPr>
-        <w:t xml:space="preserve"> </w:t>
-      </w:r>
-      <w:r>
-        <w:rPr>
-          <w:color w:val="1A1A1A"/>
-          <w:sz w:val="20"/>
-        </w:rPr>
-        <w:t>de</w:t>
-      </w:r>
-      <w:r>
-        <w:rPr>
-          <w:color w:val="1A1A1A"/>
-          <w:spacing w:val="-8"/>
-          <w:sz w:val="20"/>
-        </w:rPr>
-        <w:t xml:space="preserve"> </w:t>
-      </w:r>
-      <w:r>
-        <w:rPr>
-          <w:color w:val="1A1A1A"/>
-          <w:sz w:val="20"/>
-        </w:rPr>
-        <w:t>relatórios</w:t>
-      </w:r>
-      <w:r>
-        <w:rPr>
-          <w:color w:val="1A1A1A"/>
-          <w:spacing w:val="-5"/>
-          <w:sz w:val="20"/>
-        </w:rPr>
-        <w:t xml:space="preserve"> </w:t>
-      </w:r>
-      <w:r>
-        <w:rPr>
-          <w:color w:val="1A1A1A"/>
-          <w:sz w:val="20"/>
-        </w:rPr>
-        <w:t>Excel</w:t>
-      </w:r>
-      <w:r>
-        <w:rPr>
-          <w:color w:val="1A1A1A"/>
-          <w:spacing w:val="-8"/>
-          <w:sz w:val="20"/>
-        </w:rPr>
-        <w:t xml:space="preserve"> </w:t>
-      </w:r>
-      <w:r>
-        <w:rPr>
-          <w:color w:val="1A1A1A"/>
-          <w:sz w:val="20"/>
-        </w:rPr>
-        <w:t>a partir da base de dados</w:t>
+          <w:sz w:val="20"/>
+        </w:rPr>
+        <w:t xml:space="preserve">Integração entre ERP, CRM, Power BI e APIs externas Automação de rotinas utilizando Java e Python Atuação em troubleshooting, análise de logs e resolução de incidentes  </w:t>
       </w:r>
     </w:p>
     <w:p>
@@ -2901,228 +2138,41 @@
           <w:tab w:val="left" w:pos="577"/>
           <w:tab w:val="left" w:pos="580"/>
         </w:tabs>
-        <w:spacing w:before="28"/>
-        <w:ind w:right="243" w:hanging="281"/>
+        <w:spacing w:before="63" w:line="235" w:lineRule="auto"/>
+        <w:ind w:right="1094" w:hanging="281"/>
         <w:rPr>
           <w:sz w:val="20"/>
         </w:rPr>
       </w:pPr>
       <w:r>
         <w:rPr>
-          <w:color w:val="1A1A1A"/>
-          <w:sz w:val="20"/>
-        </w:rPr>
-        <w:t>Suporte</w:t>
-      </w:r>
-      <w:r>
-        <w:rPr>
-          <w:color w:val="1A1A1A"/>
-          <w:spacing w:val="-6"/>
-          <w:sz w:val="20"/>
-        </w:rPr>
-        <w:t xml:space="preserve"> </w:t>
-      </w:r>
-      <w:r>
-        <w:rPr>
-          <w:color w:val="1A1A1A"/>
-          <w:sz w:val="20"/>
-        </w:rPr>
-        <w:t>e</w:t>
-      </w:r>
-      <w:r>
-        <w:rPr>
-          <w:color w:val="1A1A1A"/>
-          <w:spacing w:val="-7"/>
-          <w:sz w:val="20"/>
-        </w:rPr>
-        <w:t xml:space="preserve"> </w:t>
-      </w:r>
-      <w:r>
-        <w:rPr>
-          <w:color w:val="1A1A1A"/>
-          <w:sz w:val="20"/>
-        </w:rPr>
-        <w:t>evolução</w:t>
-      </w:r>
-      <w:r>
-        <w:rPr>
-          <w:color w:val="1A1A1A"/>
-          <w:spacing w:val="-5"/>
-          <w:sz w:val="20"/>
-        </w:rPr>
-        <w:t xml:space="preserve"> </w:t>
-      </w:r>
-      <w:r>
-        <w:rPr>
-          <w:color w:val="1A1A1A"/>
-          <w:sz w:val="20"/>
-        </w:rPr>
-        <w:t>do</w:t>
-      </w:r>
-      <w:r>
-        <w:rPr>
-          <w:color w:val="1A1A1A"/>
-          <w:spacing w:val="-4"/>
-          <w:sz w:val="20"/>
-        </w:rPr>
-        <w:t xml:space="preserve"> </w:t>
-      </w:r>
-      <w:r>
-        <w:rPr>
-          <w:color w:val="1A1A1A"/>
-          <w:sz w:val="20"/>
-        </w:rPr>
-        <w:t>ERP</w:t>
-      </w:r>
-      <w:r>
-        <w:rPr>
-          <w:color w:val="1A1A1A"/>
-          <w:spacing w:val="-9"/>
-          <w:sz w:val="20"/>
-        </w:rPr>
-        <w:t xml:space="preserve"> </w:t>
-      </w:r>
-      <w:r>
-        <w:rPr>
-          <w:color w:val="1A1A1A"/>
-          <w:sz w:val="20"/>
-        </w:rPr>
-        <w:t>Target</w:t>
-      </w:r>
-      <w:r>
-        <w:rPr>
-          <w:color w:val="1A1A1A"/>
-          <w:spacing w:val="-6"/>
-          <w:sz w:val="20"/>
-        </w:rPr>
-        <w:t xml:space="preserve"> </w:t>
-      </w:r>
-      <w:r>
-        <w:rPr>
-          <w:color w:val="1A1A1A"/>
-          <w:sz w:val="20"/>
-        </w:rPr>
-        <w:t>Sistemas,</w:t>
-      </w:r>
-      <w:r>
-        <w:rPr>
-          <w:color w:val="1A1A1A"/>
-          <w:spacing w:val="-6"/>
-          <w:sz w:val="20"/>
-        </w:rPr>
-        <w:t xml:space="preserve"> </w:t>
-      </w:r>
-      <w:r>
-        <w:rPr>
-          <w:color w:val="1A1A1A"/>
-          <w:sz w:val="20"/>
-        </w:rPr>
-        <w:t>além</w:t>
-      </w:r>
-      <w:r>
-        <w:rPr>
-          <w:color w:val="1A1A1A"/>
-          <w:spacing w:val="-4"/>
-          <w:sz w:val="20"/>
-        </w:rPr>
-        <w:t xml:space="preserve"> </w:t>
-      </w:r>
-      <w:r>
-        <w:rPr>
-          <w:color w:val="1A1A1A"/>
-          <w:sz w:val="20"/>
-        </w:rPr>
-        <w:t>de</w:t>
-      </w:r>
-      <w:r>
-        <w:rPr>
-          <w:color w:val="1A1A1A"/>
-          <w:spacing w:val="-7"/>
-          <w:sz w:val="20"/>
-        </w:rPr>
-        <w:t xml:space="preserve"> </w:t>
-      </w:r>
-      <w:r>
-        <w:rPr>
-          <w:color w:val="1A1A1A"/>
-          <w:sz w:val="20"/>
-        </w:rPr>
-        <w:t>administração</w:t>
-      </w:r>
-      <w:r>
-        <w:rPr>
-          <w:color w:val="1A1A1A"/>
-          <w:spacing w:val="-3"/>
-          <w:sz w:val="20"/>
-        </w:rPr>
-        <w:t xml:space="preserve"> </w:t>
-      </w:r>
-      <w:r>
-        <w:rPr>
-          <w:color w:val="1A1A1A"/>
-          <w:sz w:val="20"/>
-        </w:rPr>
-        <w:t>do</w:t>
-      </w:r>
-      <w:r>
-        <w:rPr>
-          <w:color w:val="1A1A1A"/>
-          <w:spacing w:val="-6"/>
-          <w:sz w:val="20"/>
-        </w:rPr>
-        <w:t xml:space="preserve"> </w:t>
-      </w:r>
-      <w:r>
-        <w:rPr>
-          <w:color w:val="1A1A1A"/>
-          <w:sz w:val="20"/>
-        </w:rPr>
-        <w:t>Active</w:t>
-      </w:r>
-      <w:r>
-        <w:rPr>
-          <w:color w:val="1A1A1A"/>
-          <w:spacing w:val="-6"/>
-          <w:sz w:val="20"/>
-        </w:rPr>
-        <w:t xml:space="preserve"> </w:t>
-      </w:r>
-      <w:r>
-        <w:rPr>
-          <w:color w:val="1A1A1A"/>
-          <w:sz w:val="20"/>
-        </w:rPr>
-        <w:t>Directory,</w:t>
-      </w:r>
-      <w:r>
-        <w:rPr>
-          <w:color w:val="1A1A1A"/>
-          <w:spacing w:val="-8"/>
-          <w:sz w:val="20"/>
-        </w:rPr>
-        <w:t xml:space="preserve"> </w:t>
-      </w:r>
-      <w:r>
-        <w:rPr>
-          <w:color w:val="1A1A1A"/>
-          <w:sz w:val="20"/>
-        </w:rPr>
-        <w:t>Microsoft</w:t>
-      </w:r>
-      <w:r>
-        <w:rPr>
-          <w:color w:val="1A1A1A"/>
-          <w:spacing w:val="-6"/>
-          <w:sz w:val="20"/>
-        </w:rPr>
-        <w:t xml:space="preserve"> </w:t>
-      </w:r>
-      <w:r>
-        <w:rPr>
-          <w:color w:val="1A1A1A"/>
-          <w:sz w:val="20"/>
-        </w:rPr>
-        <w:t>365 e Azure</w:t>
+          <w:sz w:val="20"/>
+        </w:rPr>
+        <w:t xml:space="preserve">Desenvolvimento de integrações com plataformas TOTVS, RD Station, API Oficial Meta e chatbots corporativos Sustentação técnica e suporte operacional a sistemas corporativos e integrações </w:t>
+      </w:r>
+    </w:p>
+    <w:p>
+      <w:pPr>
+        <w:pStyle w:val="PargrafodaLista"/>
+        <w:numPr>
+          <w:ilvl w:val="0"/>
+          <w:numId w:val="2"/>
+        </w:numPr>
+        <w:tabs>
+          <w:tab w:val="left" w:pos="577"/>
+          <w:tab w:val="left" w:pos="580"/>
+        </w:tabs>
+        <w:spacing w:before="63" w:line="235" w:lineRule="auto"/>
+        <w:ind w:right="1094" w:hanging="281"/>
+        <w:rPr>
+          <w:sz w:val="20"/>
+        </w:rPr>
+      </w:pPr>
+      <w:r>
+        <w:rPr>
+          <w:sz w:val="20"/>
+        </w:rPr>
+        <w:t>Administração e consultas em banco de dados para suporte às aplicações, integrações e relatórios para diretoria.</w:t>
       </w:r>
     </w:p>
     <w:p>
@@ -3132,16 +2182,8 @@
           <w:tab w:val="left" w:pos="577"/>
           <w:tab w:val="left" w:pos="580"/>
         </w:tabs>
-        <w:spacing w:before="28"/>
-        <w:ind w:left="580" w:right="243" w:firstLine="0"/>
-        <w:rPr>
-          <w:sz w:val="20"/>
-        </w:rPr>
-      </w:pPr>
-    </w:p>
-    <w:p>
-      <w:pPr>
-        <w:pStyle w:val="PargrafodaLista"/>
+        <w:spacing w:before="63" w:line="235" w:lineRule="auto"/>
+        <w:ind w:left="580" w:right="1094" w:firstLine="0"/>
         <w:rPr>
           <w:sz w:val="20"/>
         </w:rPr>
@@ -11619,7 +10661,7 @@
       <w:lvlText w:val="◗"/>
       <w:lvlJc w:val="left"/>
       <w:pPr>
-        <w:ind w:left="580" w:hanging="279"/>
+        <w:ind w:left="563" w:hanging="279"/>
       </w:pPr>
       <w:rPr>
         <w:rFonts w:ascii="Cambria Math" w:eastAsia="Cambria Math" w:hAnsi="Cambria Math" w:cs="Cambria Math" w:hint="default"/>
@@ -12323,7 +11365,6 @@
   <w:style w:type="character" w:default="1" w:styleId="Fontepargpadro">
     <w:name w:val="Default Paragraph Font"/>
     <w:uiPriority w:val="1"/>
-    <w:semiHidden/>
     <w:unhideWhenUsed/>
   </w:style>
   <w:style w:type="table" w:default="1" w:styleId="Tabelanormal">

--- a/THIAGO_BARROS_JAVA.docx
+++ b/THIAGO_BARROS_JAVA.docx
@@ -2718,198 +2718,35 @@
           <w:tab w:val="left" w:pos="577"/>
           <w:tab w:val="left" w:pos="580"/>
         </w:tabs>
-        <w:spacing w:before="64" w:line="235" w:lineRule="auto"/>
-        <w:ind w:right="332" w:hanging="281"/>
-        <w:rPr>
-          <w:sz w:val="20"/>
-        </w:rPr>
-      </w:pPr>
-      <w:r>
-        <w:rPr>
-          <w:color w:val="1A1A1A"/>
-          <w:sz w:val="20"/>
-        </w:rPr>
-        <w:t>Desenvolvimento</w:t>
-      </w:r>
-      <w:r>
-        <w:rPr>
-          <w:color w:val="1A1A1A"/>
-          <w:spacing w:val="-4"/>
-          <w:sz w:val="20"/>
-        </w:rPr>
-        <w:t xml:space="preserve"> </w:t>
-      </w:r>
-      <w:r>
-        <w:rPr>
-          <w:color w:val="1A1A1A"/>
-          <w:sz w:val="20"/>
-        </w:rPr>
-        <w:t>e</w:t>
-      </w:r>
-      <w:r>
-        <w:rPr>
-          <w:color w:val="1A1A1A"/>
-          <w:spacing w:val="-8"/>
-          <w:sz w:val="20"/>
-        </w:rPr>
-        <w:t xml:space="preserve"> </w:t>
-      </w:r>
-      <w:r>
-        <w:rPr>
-          <w:color w:val="1A1A1A"/>
-          <w:sz w:val="20"/>
-        </w:rPr>
-        <w:t>manutenção</w:t>
-      </w:r>
-      <w:r>
-        <w:rPr>
-          <w:color w:val="1A1A1A"/>
-          <w:spacing w:val="-8"/>
-          <w:sz w:val="20"/>
-        </w:rPr>
-        <w:t xml:space="preserve"> </w:t>
-      </w:r>
-      <w:r>
-        <w:rPr>
-          <w:color w:val="1A1A1A"/>
-          <w:sz w:val="20"/>
-        </w:rPr>
-        <w:t>de</w:t>
-      </w:r>
-      <w:r>
-        <w:rPr>
-          <w:color w:val="1A1A1A"/>
-          <w:spacing w:val="-4"/>
-          <w:sz w:val="20"/>
-        </w:rPr>
-        <w:t xml:space="preserve"> </w:t>
-      </w:r>
-      <w:r>
-        <w:rPr>
-          <w:color w:val="1A1A1A"/>
-          <w:sz w:val="20"/>
-        </w:rPr>
-        <w:t>APIs</w:t>
-      </w:r>
-      <w:r>
-        <w:rPr>
-          <w:color w:val="1A1A1A"/>
-          <w:spacing w:val="-5"/>
-          <w:sz w:val="20"/>
-        </w:rPr>
-        <w:t xml:space="preserve"> </w:t>
-      </w:r>
-      <w:r>
-        <w:rPr>
-          <w:color w:val="1A1A1A"/>
-          <w:sz w:val="20"/>
-        </w:rPr>
-        <w:t>RESTful</w:t>
-      </w:r>
-      <w:r>
-        <w:rPr>
-          <w:color w:val="1A1A1A"/>
-          <w:spacing w:val="-9"/>
-          <w:sz w:val="20"/>
-        </w:rPr>
-        <w:t xml:space="preserve"> </w:t>
-      </w:r>
-      <w:r>
-        <w:rPr>
-          <w:color w:val="1A1A1A"/>
-          <w:sz w:val="20"/>
-        </w:rPr>
-        <w:t>com</w:t>
-      </w:r>
-      <w:r>
-        <w:rPr>
-          <w:color w:val="1A1A1A"/>
-          <w:spacing w:val="-4"/>
-          <w:sz w:val="20"/>
-        </w:rPr>
-        <w:t xml:space="preserve"> </w:t>
-      </w:r>
-      <w:r>
-        <w:rPr>
-          <w:color w:val="1A1A1A"/>
-          <w:sz w:val="20"/>
-        </w:rPr>
-        <w:t>Java</w:t>
-      </w:r>
-      <w:r>
-        <w:rPr>
-          <w:color w:val="1A1A1A"/>
-          <w:spacing w:val="-9"/>
-          <w:sz w:val="20"/>
-        </w:rPr>
-        <w:t xml:space="preserve"> </w:t>
-      </w:r>
-      <w:r>
-        <w:rPr>
-          <w:color w:val="1A1A1A"/>
-          <w:sz w:val="20"/>
-        </w:rPr>
-        <w:t>e</w:t>
-      </w:r>
-      <w:r>
-        <w:rPr>
-          <w:color w:val="1A1A1A"/>
-          <w:spacing w:val="-7"/>
-          <w:sz w:val="20"/>
-        </w:rPr>
-        <w:t xml:space="preserve"> </w:t>
-      </w:r>
-      <w:r>
-        <w:rPr>
-          <w:color w:val="1A1A1A"/>
-          <w:sz w:val="20"/>
-        </w:rPr>
-        <w:t>Spring</w:t>
-      </w:r>
-      <w:r>
-        <w:rPr>
-          <w:color w:val="1A1A1A"/>
-          <w:spacing w:val="-7"/>
-          <w:sz w:val="20"/>
-        </w:rPr>
-        <w:t xml:space="preserve"> </w:t>
-      </w:r>
-      <w:r>
-        <w:rPr>
-          <w:color w:val="1A1A1A"/>
-          <w:sz w:val="20"/>
-        </w:rPr>
-        <w:t>Boot,</w:t>
-      </w:r>
-      <w:r>
-        <w:rPr>
-          <w:color w:val="1A1A1A"/>
-          <w:spacing w:val="-6"/>
-          <w:sz w:val="20"/>
-        </w:rPr>
-        <w:t xml:space="preserve"> </w:t>
-      </w:r>
-      <w:r>
-        <w:rPr>
-          <w:color w:val="1A1A1A"/>
-          <w:sz w:val="20"/>
-        </w:rPr>
-        <w:t>implementando</w:t>
-      </w:r>
-      <w:r>
-        <w:rPr>
-          <w:color w:val="1A1A1A"/>
-          <w:spacing w:val="-6"/>
-          <w:sz w:val="20"/>
-        </w:rPr>
-        <w:t xml:space="preserve"> </w:t>
-      </w:r>
-      <w:r>
-        <w:rPr>
-          <w:color w:val="1A1A1A"/>
-          <w:sz w:val="20"/>
-        </w:rPr>
-        <w:t>operações CRUD e novas funcionalidades conforme requisitos do produto</w:t>
+        <w:spacing w:before="63" w:line="235" w:lineRule="auto"/>
+        <w:ind w:right="1094" w:hanging="281"/>
+        <w:rPr>
+          <w:color w:val="1A1A1A"/>
+          <w:sz w:val="20"/>
+        </w:rPr>
+      </w:pPr>
+      <w:r>
+        <w:rPr>
+          <w:color w:val="1A1A1A"/>
+          <w:sz w:val="20"/>
+        </w:rPr>
+        <w:t xml:space="preserve">Desenvolvimento e manutenção de aplicações </w:t>
+      </w:r>
+      <w:proofErr w:type="spellStart"/>
+      <w:r>
+        <w:rPr>
+          <w:color w:val="1A1A1A"/>
+          <w:sz w:val="20"/>
+        </w:rPr>
+        <w:t>backend</w:t>
+      </w:r>
+      <w:proofErr w:type="spellEnd"/>
+      <w:r>
+        <w:rPr>
+          <w:color w:val="1A1A1A"/>
+          <w:sz w:val="20"/>
+        </w:rPr>
+        <w:t xml:space="preserve"> em Java com Spring Boot, seguindo o padrão MVC em módulos do ERP corporativo.</w:t>
       </w:r>
     </w:p>
     <w:p>
@@ -2923,168 +2760,35 @@
           <w:tab w:val="left" w:pos="577"/>
           <w:tab w:val="left" w:pos="580"/>
         </w:tabs>
-        <w:spacing w:before="30"/>
-        <w:ind w:right="876" w:hanging="281"/>
-        <w:rPr>
-          <w:sz w:val="20"/>
-        </w:rPr>
-      </w:pPr>
-      <w:r>
-        <w:rPr>
-          <w:color w:val="1A1A1A"/>
-          <w:sz w:val="20"/>
-        </w:rPr>
-        <w:t>Integração</w:t>
-      </w:r>
-      <w:r>
-        <w:rPr>
-          <w:color w:val="1A1A1A"/>
-          <w:spacing w:val="-9"/>
-          <w:sz w:val="20"/>
-        </w:rPr>
-        <w:t xml:space="preserve"> </w:t>
-      </w:r>
-      <w:r>
-        <w:rPr>
-          <w:color w:val="1A1A1A"/>
-          <w:sz w:val="20"/>
-        </w:rPr>
-        <w:t>entre</w:t>
-      </w:r>
-      <w:r>
-        <w:rPr>
-          <w:color w:val="1A1A1A"/>
-          <w:spacing w:val="-7"/>
-          <w:sz w:val="20"/>
-        </w:rPr>
-        <w:t xml:space="preserve"> </w:t>
-      </w:r>
-      <w:r>
-        <w:rPr>
-          <w:color w:val="1A1A1A"/>
-          <w:sz w:val="20"/>
-        </w:rPr>
-        <w:t>microsserviços</w:t>
-      </w:r>
-      <w:r>
-        <w:rPr>
-          <w:color w:val="1A1A1A"/>
-          <w:spacing w:val="-7"/>
-          <w:sz w:val="20"/>
-        </w:rPr>
-        <w:t xml:space="preserve"> </w:t>
-      </w:r>
-      <w:r>
-        <w:rPr>
-          <w:color w:val="1A1A1A"/>
-          <w:sz w:val="20"/>
-        </w:rPr>
-        <w:t>utilizando</w:t>
-      </w:r>
-      <w:r>
-        <w:rPr>
-          <w:color w:val="1A1A1A"/>
-          <w:spacing w:val="-4"/>
-          <w:sz w:val="20"/>
-        </w:rPr>
-        <w:t xml:space="preserve"> </w:t>
-      </w:r>
-      <w:r>
-        <w:rPr>
-          <w:color w:val="1A1A1A"/>
-          <w:sz w:val="20"/>
-        </w:rPr>
-        <w:t>Spring</w:t>
-      </w:r>
-      <w:r>
-        <w:rPr>
-          <w:color w:val="1A1A1A"/>
-          <w:spacing w:val="-7"/>
-          <w:sz w:val="20"/>
-        </w:rPr>
-        <w:t xml:space="preserve"> </w:t>
-      </w:r>
-      <w:r>
-        <w:rPr>
-          <w:color w:val="1A1A1A"/>
-          <w:sz w:val="20"/>
-        </w:rPr>
-        <w:t>Cloud</w:t>
-      </w:r>
-      <w:r>
-        <w:rPr>
-          <w:color w:val="1A1A1A"/>
-          <w:spacing w:val="-12"/>
-          <w:sz w:val="20"/>
-        </w:rPr>
-        <w:t xml:space="preserve"> </w:t>
-      </w:r>
-      <w:r>
-        <w:rPr>
-          <w:color w:val="1A1A1A"/>
-          <w:sz w:val="20"/>
-        </w:rPr>
-        <w:t>OpenFeign</w:t>
-      </w:r>
-      <w:r>
-        <w:rPr>
-          <w:color w:val="1A1A1A"/>
-          <w:spacing w:val="-7"/>
-          <w:sz w:val="20"/>
-        </w:rPr>
-        <w:t xml:space="preserve"> </w:t>
-      </w:r>
-      <w:r>
-        <w:rPr>
-          <w:color w:val="1A1A1A"/>
-          <w:sz w:val="20"/>
-        </w:rPr>
-        <w:t>e</w:t>
-      </w:r>
-      <w:r>
-        <w:rPr>
-          <w:color w:val="1A1A1A"/>
-          <w:spacing w:val="-8"/>
-          <w:sz w:val="20"/>
-        </w:rPr>
-        <w:t xml:space="preserve"> </w:t>
-      </w:r>
-      <w:r>
-        <w:rPr>
-          <w:color w:val="1A1A1A"/>
-          <w:sz w:val="20"/>
-        </w:rPr>
-        <w:t>Apache</w:t>
-      </w:r>
-      <w:r>
-        <w:rPr>
-          <w:color w:val="1A1A1A"/>
-          <w:spacing w:val="-7"/>
-          <w:sz w:val="20"/>
-        </w:rPr>
-        <w:t xml:space="preserve"> </w:t>
-      </w:r>
-      <w:r>
-        <w:rPr>
-          <w:color w:val="1A1A1A"/>
-          <w:sz w:val="20"/>
-        </w:rPr>
-        <w:t>Kafka,</w:t>
-      </w:r>
-      <w:r>
-        <w:rPr>
-          <w:color w:val="1A1A1A"/>
-          <w:spacing w:val="-10"/>
-          <w:sz w:val="20"/>
-        </w:rPr>
-        <w:t xml:space="preserve"> </w:t>
-      </w:r>
-      <w:r>
-        <w:rPr>
-          <w:color w:val="1A1A1A"/>
-          <w:sz w:val="20"/>
-        </w:rPr>
-        <w:t>garantindo comunicação confiável em arquitetura distribuída</w:t>
+        <w:spacing w:before="63" w:line="235" w:lineRule="auto"/>
+        <w:ind w:right="1094" w:hanging="281"/>
+        <w:rPr>
+          <w:color w:val="1A1A1A"/>
+          <w:sz w:val="20"/>
+        </w:rPr>
+      </w:pPr>
+      <w:r>
+        <w:rPr>
+          <w:color w:val="1A1A1A"/>
+          <w:sz w:val="20"/>
+        </w:rPr>
+        <w:t xml:space="preserve">Implementação de operações CRUD em APIs </w:t>
+      </w:r>
+      <w:proofErr w:type="spellStart"/>
+      <w:r>
+        <w:rPr>
+          <w:color w:val="1A1A1A"/>
+          <w:sz w:val="20"/>
+        </w:rPr>
+        <w:t>RESTful</w:t>
+      </w:r>
+      <w:proofErr w:type="spellEnd"/>
+      <w:r>
+        <w:rPr>
+          <w:color w:val="1A1A1A"/>
+          <w:sz w:val="20"/>
+        </w:rPr>
+        <w:t>, incluindo criação, consulta, atualização e exclusão de recursos conforme requisitos do negócio.</w:t>
       </w:r>
     </w:p>
     <w:p>
@@ -3098,551 +2802,19 @@
           <w:tab w:val="left" w:pos="577"/>
           <w:tab w:val="left" w:pos="580"/>
         </w:tabs>
-        <w:spacing w:before="28"/>
-        <w:ind w:right="307" w:hanging="281"/>
-        <w:rPr>
-          <w:sz w:val="20"/>
-        </w:rPr>
-      </w:pPr>
-      <w:r>
-        <w:rPr>
-          <w:color w:val="1A1A1A"/>
-          <w:sz w:val="20"/>
-        </w:rPr>
-        <w:t>Modelagem</w:t>
-      </w:r>
-      <w:r>
-        <w:rPr>
-          <w:color w:val="1A1A1A"/>
-          <w:spacing w:val="-4"/>
-          <w:sz w:val="20"/>
-        </w:rPr>
-        <w:t xml:space="preserve"> </w:t>
-      </w:r>
-      <w:r>
-        <w:rPr>
-          <w:color w:val="1A1A1A"/>
-          <w:sz w:val="20"/>
-        </w:rPr>
-        <w:t>e</w:t>
-      </w:r>
-      <w:r>
-        <w:rPr>
-          <w:color w:val="1A1A1A"/>
-          <w:spacing w:val="-7"/>
-          <w:sz w:val="20"/>
-        </w:rPr>
-        <w:t xml:space="preserve"> </w:t>
-      </w:r>
-      <w:r>
-        <w:rPr>
-          <w:color w:val="1A1A1A"/>
-          <w:sz w:val="20"/>
-        </w:rPr>
-        <w:t>otimização</w:t>
-      </w:r>
-      <w:r>
-        <w:rPr>
-          <w:color w:val="1A1A1A"/>
-          <w:spacing w:val="-5"/>
-          <w:sz w:val="20"/>
-        </w:rPr>
-        <w:t xml:space="preserve"> </w:t>
-      </w:r>
-      <w:r>
-        <w:rPr>
-          <w:color w:val="1A1A1A"/>
-          <w:sz w:val="20"/>
-        </w:rPr>
-        <w:t>de</w:t>
-      </w:r>
-      <w:r>
-        <w:rPr>
-          <w:color w:val="1A1A1A"/>
-          <w:spacing w:val="-9"/>
-          <w:sz w:val="20"/>
-        </w:rPr>
-        <w:t xml:space="preserve"> </w:t>
-      </w:r>
-      <w:r>
-        <w:rPr>
-          <w:color w:val="1A1A1A"/>
-          <w:sz w:val="20"/>
-        </w:rPr>
-        <w:t>banco</w:t>
-      </w:r>
-      <w:r>
-        <w:rPr>
-          <w:color w:val="1A1A1A"/>
-          <w:spacing w:val="-6"/>
-          <w:sz w:val="20"/>
-        </w:rPr>
-        <w:t xml:space="preserve"> </w:t>
-      </w:r>
-      <w:r>
-        <w:rPr>
-          <w:color w:val="1A1A1A"/>
-          <w:sz w:val="20"/>
-        </w:rPr>
-        <w:t>de</w:t>
-      </w:r>
-      <w:r>
-        <w:rPr>
-          <w:color w:val="1A1A1A"/>
-          <w:spacing w:val="-4"/>
-          <w:sz w:val="20"/>
-        </w:rPr>
-        <w:t xml:space="preserve"> </w:t>
-      </w:r>
-      <w:r>
-        <w:rPr>
-          <w:color w:val="1A1A1A"/>
-          <w:sz w:val="20"/>
-        </w:rPr>
-        <w:t>dados</w:t>
-      </w:r>
-      <w:r>
-        <w:rPr>
-          <w:color w:val="1A1A1A"/>
-          <w:spacing w:val="-5"/>
-          <w:sz w:val="20"/>
-        </w:rPr>
-        <w:t xml:space="preserve"> </w:t>
-      </w:r>
-      <w:r>
-        <w:rPr>
-          <w:color w:val="1A1A1A"/>
-          <w:sz w:val="20"/>
-        </w:rPr>
-        <w:t>PostgreSQL:</w:t>
-      </w:r>
-      <w:r>
-        <w:rPr>
-          <w:color w:val="1A1A1A"/>
-          <w:spacing w:val="-9"/>
-          <w:sz w:val="20"/>
-        </w:rPr>
-        <w:t xml:space="preserve"> </w:t>
-      </w:r>
-      <w:r>
-        <w:rPr>
-          <w:color w:val="1A1A1A"/>
-          <w:sz w:val="20"/>
-        </w:rPr>
-        <w:t>criação</w:t>
-      </w:r>
-      <w:r>
-        <w:rPr>
-          <w:color w:val="1A1A1A"/>
-          <w:spacing w:val="-6"/>
-          <w:sz w:val="20"/>
-        </w:rPr>
-        <w:t xml:space="preserve"> </w:t>
-      </w:r>
-      <w:r>
-        <w:rPr>
-          <w:color w:val="1A1A1A"/>
-          <w:sz w:val="20"/>
-        </w:rPr>
-        <w:t>de</w:t>
-      </w:r>
-      <w:r>
-        <w:rPr>
-          <w:color w:val="1A1A1A"/>
-          <w:spacing w:val="-9"/>
-          <w:sz w:val="20"/>
-        </w:rPr>
-        <w:t xml:space="preserve"> </w:t>
-      </w:r>
-      <w:r>
-        <w:rPr>
-          <w:color w:val="1A1A1A"/>
-          <w:sz w:val="20"/>
-        </w:rPr>
-        <w:t>tabelas,</w:t>
-      </w:r>
-      <w:r>
-        <w:rPr>
-          <w:color w:val="1A1A1A"/>
-          <w:spacing w:val="-5"/>
-          <w:sz w:val="20"/>
-        </w:rPr>
-        <w:t xml:space="preserve"> </w:t>
-      </w:r>
-      <w:r>
-        <w:rPr>
-          <w:color w:val="1A1A1A"/>
-          <w:sz w:val="20"/>
-        </w:rPr>
-        <w:t>relacionamentos,</w:t>
-      </w:r>
-      <w:r>
-        <w:rPr>
-          <w:color w:val="1A1A1A"/>
-          <w:spacing w:val="-5"/>
-          <w:sz w:val="20"/>
-        </w:rPr>
-        <w:t xml:space="preserve"> </w:t>
-      </w:r>
-      <w:r>
-        <w:rPr>
-          <w:color w:val="1A1A1A"/>
-          <w:sz w:val="20"/>
-        </w:rPr>
-        <w:t>ajuste de queries e performance</w:t>
-      </w:r>
-    </w:p>
-    <w:p>
-      <w:pPr>
-        <w:pStyle w:val="PargrafodaLista"/>
-        <w:numPr>
-          <w:ilvl w:val="0"/>
-          <w:numId w:val="2"/>
-        </w:numPr>
-        <w:tabs>
-          <w:tab w:val="left" w:pos="577"/>
-        </w:tabs>
-        <w:ind w:left="577" w:hanging="275"/>
-        <w:rPr>
-          <w:sz w:val="20"/>
-        </w:rPr>
-      </w:pPr>
-      <w:r>
-        <w:rPr>
-          <w:color w:val="1A1A1A"/>
-          <w:sz w:val="20"/>
-        </w:rPr>
-        <w:t>Aplicação</w:t>
-      </w:r>
-      <w:r>
-        <w:rPr>
-          <w:color w:val="1A1A1A"/>
-          <w:spacing w:val="-14"/>
-          <w:sz w:val="20"/>
-        </w:rPr>
-        <w:t xml:space="preserve"> </w:t>
-      </w:r>
-      <w:r>
-        <w:rPr>
-          <w:color w:val="1A1A1A"/>
-          <w:sz w:val="20"/>
-        </w:rPr>
-        <w:t>de</w:t>
-      </w:r>
-      <w:r>
-        <w:rPr>
-          <w:color w:val="1A1A1A"/>
-          <w:spacing w:val="-14"/>
-          <w:sz w:val="20"/>
-        </w:rPr>
-        <w:t xml:space="preserve"> </w:t>
-      </w:r>
-      <w:r>
-        <w:rPr>
-          <w:color w:val="1A1A1A"/>
-          <w:sz w:val="20"/>
-        </w:rPr>
-        <w:t>segurança</w:t>
-      </w:r>
-      <w:r>
-        <w:rPr>
-          <w:color w:val="1A1A1A"/>
-          <w:spacing w:val="-14"/>
-          <w:sz w:val="20"/>
-        </w:rPr>
-        <w:t xml:space="preserve"> </w:t>
-      </w:r>
-      <w:r>
-        <w:rPr>
-          <w:color w:val="1A1A1A"/>
-          <w:sz w:val="20"/>
-        </w:rPr>
-        <w:t>com</w:t>
-      </w:r>
-      <w:r>
-        <w:rPr>
-          <w:color w:val="1A1A1A"/>
-          <w:spacing w:val="-14"/>
-          <w:sz w:val="20"/>
-        </w:rPr>
-        <w:t xml:space="preserve"> </w:t>
-      </w:r>
-      <w:r>
-        <w:rPr>
-          <w:color w:val="1A1A1A"/>
-          <w:sz w:val="20"/>
-        </w:rPr>
-        <w:t>Spring</w:t>
-      </w:r>
-      <w:r>
-        <w:rPr>
-          <w:color w:val="1A1A1A"/>
-          <w:spacing w:val="-12"/>
-          <w:sz w:val="20"/>
-        </w:rPr>
-        <w:t xml:space="preserve"> </w:t>
-      </w:r>
-      <w:r>
-        <w:rPr>
-          <w:color w:val="1A1A1A"/>
-          <w:sz w:val="20"/>
-        </w:rPr>
-        <w:t>Security,</w:t>
-      </w:r>
-      <w:r>
-        <w:rPr>
-          <w:color w:val="1A1A1A"/>
-          <w:spacing w:val="-12"/>
-          <w:sz w:val="20"/>
-        </w:rPr>
-        <w:t xml:space="preserve"> </w:t>
-      </w:r>
-      <w:r>
-        <w:rPr>
-          <w:color w:val="1A1A1A"/>
-          <w:sz w:val="20"/>
-        </w:rPr>
-        <w:t>controle</w:t>
-      </w:r>
-      <w:r>
-        <w:rPr>
-          <w:color w:val="1A1A1A"/>
-          <w:spacing w:val="-10"/>
-          <w:sz w:val="20"/>
-        </w:rPr>
-        <w:t xml:space="preserve"> </w:t>
-      </w:r>
-      <w:r>
-        <w:rPr>
-          <w:color w:val="1A1A1A"/>
-          <w:sz w:val="20"/>
-        </w:rPr>
-        <w:t>de</w:t>
-      </w:r>
-      <w:r>
-        <w:rPr>
-          <w:color w:val="1A1A1A"/>
-          <w:spacing w:val="-14"/>
-          <w:sz w:val="20"/>
-        </w:rPr>
-        <w:t xml:space="preserve"> </w:t>
-      </w:r>
-      <w:r>
-        <w:rPr>
-          <w:color w:val="1A1A1A"/>
-          <w:sz w:val="20"/>
-        </w:rPr>
-        <w:t>acesso</w:t>
-      </w:r>
-      <w:r>
-        <w:rPr>
-          <w:color w:val="1A1A1A"/>
-          <w:spacing w:val="-9"/>
-          <w:sz w:val="20"/>
-        </w:rPr>
-        <w:t xml:space="preserve"> </w:t>
-      </w:r>
-      <w:r>
-        <w:rPr>
-          <w:color w:val="1A1A1A"/>
-          <w:sz w:val="20"/>
-        </w:rPr>
-        <w:t>e</w:t>
-      </w:r>
-      <w:r>
-        <w:rPr>
-          <w:color w:val="1A1A1A"/>
-          <w:spacing w:val="-14"/>
-          <w:sz w:val="20"/>
-        </w:rPr>
-        <w:t xml:space="preserve"> </w:t>
-      </w:r>
-      <w:r>
-        <w:rPr>
-          <w:color w:val="1A1A1A"/>
-          <w:sz w:val="20"/>
-        </w:rPr>
-        <w:t>padronização</w:t>
-      </w:r>
-      <w:r>
-        <w:rPr>
-          <w:color w:val="1A1A1A"/>
-          <w:spacing w:val="-11"/>
-          <w:sz w:val="20"/>
-        </w:rPr>
-        <w:t xml:space="preserve"> </w:t>
-      </w:r>
-      <w:r>
-        <w:rPr>
-          <w:color w:val="1A1A1A"/>
-          <w:sz w:val="20"/>
-        </w:rPr>
-        <w:t>de</w:t>
-      </w:r>
-      <w:r>
-        <w:rPr>
-          <w:color w:val="1A1A1A"/>
-          <w:spacing w:val="-14"/>
-          <w:sz w:val="20"/>
-        </w:rPr>
-        <w:t xml:space="preserve"> </w:t>
-      </w:r>
-      <w:r>
-        <w:rPr>
-          <w:color w:val="1A1A1A"/>
-          <w:sz w:val="20"/>
-        </w:rPr>
-        <w:t>APIs</w:t>
-      </w:r>
-      <w:r>
-        <w:rPr>
-          <w:color w:val="1A1A1A"/>
-          <w:spacing w:val="-13"/>
-          <w:sz w:val="20"/>
-        </w:rPr>
-        <w:t xml:space="preserve"> </w:t>
-      </w:r>
-      <w:r>
-        <w:rPr>
-          <w:color w:val="1A1A1A"/>
-          <w:sz w:val="20"/>
-        </w:rPr>
-        <w:t>via</w:t>
-      </w:r>
-      <w:r>
-        <w:rPr>
-          <w:color w:val="1A1A1A"/>
-          <w:spacing w:val="-12"/>
-          <w:sz w:val="20"/>
-        </w:rPr>
-        <w:t xml:space="preserve"> </w:t>
-      </w:r>
-      <w:r>
-        <w:rPr>
-          <w:color w:val="1A1A1A"/>
-          <w:spacing w:val="-4"/>
-          <w:sz w:val="20"/>
-        </w:rPr>
-        <w:t>DTOs</w:t>
-      </w:r>
-    </w:p>
-    <w:p>
-      <w:pPr>
-        <w:pStyle w:val="PargrafodaLista"/>
-        <w:numPr>
-          <w:ilvl w:val="0"/>
-          <w:numId w:val="2"/>
-        </w:numPr>
-        <w:tabs>
-          <w:tab w:val="left" w:pos="577"/>
-        </w:tabs>
-        <w:ind w:left="577" w:hanging="275"/>
-        <w:rPr>
-          <w:sz w:val="20"/>
-        </w:rPr>
-      </w:pPr>
-      <w:r>
-        <w:rPr>
-          <w:color w:val="1A1A1A"/>
-          <w:spacing w:val="-2"/>
-          <w:sz w:val="20"/>
-        </w:rPr>
-        <w:t>Criação</w:t>
-      </w:r>
-      <w:r>
-        <w:rPr>
-          <w:color w:val="1A1A1A"/>
-          <w:spacing w:val="-4"/>
-          <w:sz w:val="20"/>
-        </w:rPr>
-        <w:t xml:space="preserve"> </w:t>
-      </w:r>
-      <w:r>
-        <w:rPr>
-          <w:color w:val="1A1A1A"/>
-          <w:spacing w:val="-2"/>
-          <w:sz w:val="20"/>
-        </w:rPr>
-        <w:t>e</w:t>
-      </w:r>
-      <w:r>
-        <w:rPr>
-          <w:color w:val="1A1A1A"/>
-          <w:spacing w:val="-6"/>
-          <w:sz w:val="20"/>
-        </w:rPr>
-        <w:t xml:space="preserve"> </w:t>
-      </w:r>
-      <w:r>
-        <w:rPr>
-          <w:color w:val="1A1A1A"/>
-          <w:spacing w:val="-2"/>
-          <w:sz w:val="20"/>
-        </w:rPr>
-        <w:t>customização</w:t>
-      </w:r>
-      <w:r>
-        <w:rPr>
-          <w:color w:val="1A1A1A"/>
-          <w:sz w:val="20"/>
-        </w:rPr>
-        <w:t xml:space="preserve"> </w:t>
-      </w:r>
-      <w:r>
-        <w:rPr>
-          <w:color w:val="1A1A1A"/>
-          <w:spacing w:val="-2"/>
-          <w:sz w:val="20"/>
-        </w:rPr>
-        <w:t>de</w:t>
-      </w:r>
-      <w:r>
-        <w:rPr>
-          <w:color w:val="1A1A1A"/>
-          <w:spacing w:val="-1"/>
-          <w:sz w:val="20"/>
-        </w:rPr>
-        <w:t xml:space="preserve"> </w:t>
-      </w:r>
-      <w:r>
-        <w:rPr>
-          <w:color w:val="1A1A1A"/>
-          <w:spacing w:val="-2"/>
-          <w:sz w:val="20"/>
-        </w:rPr>
-        <w:t>relatórios</w:t>
-      </w:r>
-      <w:r>
-        <w:rPr>
-          <w:color w:val="1A1A1A"/>
-          <w:spacing w:val="-4"/>
-          <w:sz w:val="20"/>
-        </w:rPr>
-        <w:t xml:space="preserve"> </w:t>
-      </w:r>
-      <w:r>
-        <w:rPr>
-          <w:color w:val="1A1A1A"/>
-          <w:spacing w:val="-2"/>
-          <w:sz w:val="20"/>
-        </w:rPr>
-        <w:t>corporativos com</w:t>
-      </w:r>
-      <w:r>
-        <w:rPr>
-          <w:color w:val="1A1A1A"/>
-          <w:spacing w:val="-4"/>
-          <w:sz w:val="20"/>
-        </w:rPr>
-        <w:t xml:space="preserve"> </w:t>
-      </w:r>
-      <w:r>
-        <w:rPr>
-          <w:color w:val="1A1A1A"/>
-          <w:spacing w:val="-2"/>
-          <w:sz w:val="20"/>
-        </w:rPr>
-        <w:t>JasperReports</w:t>
+        <w:spacing w:before="63" w:line="235" w:lineRule="auto"/>
+        <w:ind w:right="1094" w:hanging="281"/>
+        <w:rPr>
+          <w:color w:val="1A1A1A"/>
+          <w:sz w:val="20"/>
+        </w:rPr>
+      </w:pPr>
+      <w:r>
+        <w:rPr>
+          <w:color w:val="1A1A1A"/>
+          <w:sz w:val="20"/>
+        </w:rPr>
+        <w:t>Consumo e integração de microsserviços para comunicação entre sistemas distribuídos, apoiando fluxos internos e integrações do ERP.</w:t>
       </w:r>
     </w:p>
     <w:p>
@@ -3656,622 +2828,20 @@
           <w:tab w:val="left" w:pos="577"/>
           <w:tab w:val="left" w:pos="580"/>
         </w:tabs>
-        <w:spacing w:before="24"/>
-        <w:ind w:right="436" w:hanging="281"/>
-        <w:rPr>
-          <w:sz w:val="20"/>
-        </w:rPr>
-      </w:pPr>
-      <w:r>
-        <w:rPr>
-          <w:color w:val="1A1A1A"/>
-          <w:sz w:val="20"/>
-        </w:rPr>
-        <w:t>Participação</w:t>
-      </w:r>
-      <w:r>
-        <w:rPr>
-          <w:color w:val="1A1A1A"/>
-          <w:spacing w:val="-8"/>
-          <w:sz w:val="20"/>
-        </w:rPr>
-        <w:t xml:space="preserve"> </w:t>
-      </w:r>
-      <w:r>
-        <w:rPr>
-          <w:color w:val="1A1A1A"/>
-          <w:sz w:val="20"/>
-        </w:rPr>
-        <w:t>em</w:t>
-      </w:r>
-      <w:r>
-        <w:rPr>
-          <w:color w:val="1A1A1A"/>
-          <w:spacing w:val="-7"/>
-          <w:sz w:val="20"/>
-        </w:rPr>
-        <w:t xml:space="preserve"> </w:t>
-      </w:r>
-      <w:r>
-        <w:rPr>
-          <w:color w:val="1A1A1A"/>
-          <w:sz w:val="20"/>
-        </w:rPr>
-        <w:t>code</w:t>
-      </w:r>
-      <w:r>
-        <w:rPr>
-          <w:color w:val="1A1A1A"/>
-          <w:spacing w:val="-6"/>
-          <w:sz w:val="20"/>
-        </w:rPr>
-        <w:t xml:space="preserve"> </w:t>
-      </w:r>
-      <w:r>
-        <w:rPr>
-          <w:color w:val="1A1A1A"/>
-          <w:sz w:val="20"/>
-        </w:rPr>
-        <w:t>reviews,</w:t>
-      </w:r>
-      <w:r>
-        <w:rPr>
-          <w:color w:val="1A1A1A"/>
-          <w:spacing w:val="-8"/>
-          <w:sz w:val="20"/>
-        </w:rPr>
-        <w:t xml:space="preserve"> </w:t>
-      </w:r>
-      <w:r>
-        <w:rPr>
-          <w:color w:val="1A1A1A"/>
-          <w:sz w:val="20"/>
-        </w:rPr>
-        <w:t>documentação</w:t>
-      </w:r>
-      <w:r>
-        <w:rPr>
-          <w:color w:val="1A1A1A"/>
-          <w:spacing w:val="-8"/>
-          <w:sz w:val="20"/>
-        </w:rPr>
-        <w:t xml:space="preserve"> </w:t>
-      </w:r>
-      <w:r>
-        <w:rPr>
-          <w:color w:val="1A1A1A"/>
-          <w:sz w:val="20"/>
-        </w:rPr>
-        <w:t>técnica</w:t>
-      </w:r>
-      <w:r>
-        <w:rPr>
-          <w:color w:val="1A1A1A"/>
-          <w:spacing w:val="-6"/>
-          <w:sz w:val="20"/>
-        </w:rPr>
-        <w:t xml:space="preserve"> </w:t>
-      </w:r>
-      <w:r>
-        <w:rPr>
-          <w:color w:val="1A1A1A"/>
-          <w:sz w:val="20"/>
-        </w:rPr>
-        <w:t>de</w:t>
-      </w:r>
-      <w:r>
-        <w:rPr>
-          <w:color w:val="1A1A1A"/>
-          <w:spacing w:val="-9"/>
-          <w:sz w:val="20"/>
-        </w:rPr>
-        <w:t xml:space="preserve"> </w:t>
-      </w:r>
-      <w:r>
-        <w:rPr>
-          <w:color w:val="1A1A1A"/>
-          <w:sz w:val="20"/>
-        </w:rPr>
-        <w:t>endpoints</w:t>
-      </w:r>
-      <w:r>
-        <w:rPr>
-          <w:color w:val="1A1A1A"/>
-          <w:spacing w:val="-5"/>
-          <w:sz w:val="20"/>
-        </w:rPr>
-        <w:t xml:space="preserve"> </w:t>
-      </w:r>
-      <w:r>
-        <w:rPr>
-          <w:color w:val="1A1A1A"/>
-          <w:sz w:val="20"/>
-        </w:rPr>
-        <w:t>e</w:t>
-      </w:r>
-      <w:r>
-        <w:rPr>
-          <w:color w:val="1A1A1A"/>
-          <w:spacing w:val="-11"/>
-          <w:sz w:val="20"/>
-        </w:rPr>
-        <w:t xml:space="preserve"> </w:t>
-      </w:r>
-      <w:r>
-        <w:rPr>
-          <w:color w:val="1A1A1A"/>
-          <w:sz w:val="20"/>
-        </w:rPr>
-        <w:t>testes</w:t>
-      </w:r>
-      <w:r>
-        <w:rPr>
-          <w:color w:val="1A1A1A"/>
-          <w:spacing w:val="-7"/>
-          <w:sz w:val="20"/>
-        </w:rPr>
-        <w:t xml:space="preserve"> </w:t>
-      </w:r>
-      <w:r>
-        <w:rPr>
-          <w:color w:val="1A1A1A"/>
-          <w:sz w:val="20"/>
-        </w:rPr>
-        <w:t>unitários/integrados</w:t>
-      </w:r>
-      <w:r>
-        <w:rPr>
-          <w:color w:val="1A1A1A"/>
-          <w:spacing w:val="-6"/>
-          <w:sz w:val="20"/>
-        </w:rPr>
-        <w:t xml:space="preserve"> </w:t>
-      </w:r>
-      <w:r>
-        <w:rPr>
-          <w:color w:val="1A1A1A"/>
-          <w:sz w:val="20"/>
-        </w:rPr>
-        <w:t>com JUnit e Mockito</w:t>
-      </w:r>
-    </w:p>
-    <w:p>
-      <w:pPr>
-        <w:pStyle w:val="PargrafodaLista"/>
-        <w:numPr>
-          <w:ilvl w:val="0"/>
-          <w:numId w:val="2"/>
-        </w:numPr>
-        <w:tabs>
-          <w:tab w:val="left" w:pos="577"/>
-        </w:tabs>
-        <w:spacing w:before="28"/>
-        <w:ind w:left="577" w:hanging="275"/>
-        <w:rPr>
-          <w:sz w:val="20"/>
-        </w:rPr>
-      </w:pPr>
-      <w:r>
-        <w:rPr>
-          <w:color w:val="1A1A1A"/>
-          <w:sz w:val="20"/>
-        </w:rPr>
-        <w:t>Suporte</w:t>
-      </w:r>
-      <w:r>
-        <w:rPr>
-          <w:color w:val="1A1A1A"/>
-          <w:spacing w:val="-14"/>
-          <w:sz w:val="20"/>
-        </w:rPr>
-        <w:t xml:space="preserve"> </w:t>
-      </w:r>
-      <w:r>
-        <w:rPr>
-          <w:color w:val="1A1A1A"/>
-          <w:sz w:val="20"/>
-        </w:rPr>
-        <w:t>a</w:t>
-      </w:r>
-      <w:r>
-        <w:rPr>
-          <w:color w:val="1A1A1A"/>
-          <w:spacing w:val="-14"/>
-          <w:sz w:val="20"/>
-        </w:rPr>
-        <w:t xml:space="preserve"> </w:t>
-      </w:r>
-      <w:r>
-        <w:rPr>
-          <w:color w:val="1A1A1A"/>
-          <w:sz w:val="20"/>
-        </w:rPr>
-        <w:t>incidentes</w:t>
-      </w:r>
-      <w:r>
-        <w:rPr>
-          <w:color w:val="1A1A1A"/>
-          <w:spacing w:val="-14"/>
-          <w:sz w:val="20"/>
-        </w:rPr>
-        <w:t xml:space="preserve"> </w:t>
-      </w:r>
-      <w:r>
-        <w:rPr>
-          <w:color w:val="1A1A1A"/>
-          <w:sz w:val="20"/>
-        </w:rPr>
-        <w:t>em</w:t>
-      </w:r>
-      <w:r>
-        <w:rPr>
-          <w:color w:val="1A1A1A"/>
-          <w:spacing w:val="-14"/>
-          <w:sz w:val="20"/>
-        </w:rPr>
-        <w:t xml:space="preserve"> </w:t>
-      </w:r>
-      <w:r>
-        <w:rPr>
-          <w:color w:val="1A1A1A"/>
-          <w:sz w:val="20"/>
-        </w:rPr>
-        <w:t>produção</w:t>
-      </w:r>
-      <w:r>
-        <w:rPr>
-          <w:color w:val="1A1A1A"/>
-          <w:spacing w:val="-13"/>
-          <w:sz w:val="20"/>
-        </w:rPr>
-        <w:t xml:space="preserve"> </w:t>
-      </w:r>
-      <w:r>
-        <w:rPr>
-          <w:color w:val="1A1A1A"/>
-          <w:sz w:val="20"/>
-        </w:rPr>
-        <w:t>e</w:t>
-      </w:r>
-      <w:r>
-        <w:rPr>
-          <w:color w:val="1A1A1A"/>
-          <w:spacing w:val="-14"/>
-          <w:sz w:val="20"/>
-        </w:rPr>
-        <w:t xml:space="preserve"> </w:t>
-      </w:r>
-      <w:r>
-        <w:rPr>
-          <w:color w:val="1A1A1A"/>
-          <w:sz w:val="20"/>
-        </w:rPr>
-        <w:t>melhoria</w:t>
-      </w:r>
-      <w:r>
-        <w:rPr>
-          <w:color w:val="1A1A1A"/>
-          <w:spacing w:val="-14"/>
-          <w:sz w:val="20"/>
-        </w:rPr>
-        <w:t xml:space="preserve"> </w:t>
-      </w:r>
-      <w:r>
-        <w:rPr>
-          <w:color w:val="1A1A1A"/>
-          <w:sz w:val="20"/>
-        </w:rPr>
-        <w:t>contínua</w:t>
-      </w:r>
-      <w:r>
-        <w:rPr>
-          <w:color w:val="1A1A1A"/>
-          <w:spacing w:val="-13"/>
-          <w:sz w:val="20"/>
-        </w:rPr>
-        <w:t xml:space="preserve"> </w:t>
-      </w:r>
-      <w:r>
-        <w:rPr>
-          <w:color w:val="1A1A1A"/>
-          <w:sz w:val="20"/>
-        </w:rPr>
-        <w:t>de</w:t>
-      </w:r>
-      <w:r>
-        <w:rPr>
-          <w:color w:val="1A1A1A"/>
-          <w:spacing w:val="-12"/>
-          <w:sz w:val="20"/>
-        </w:rPr>
-        <w:t xml:space="preserve"> </w:t>
-      </w:r>
-      <w:r>
-        <w:rPr>
-          <w:color w:val="1A1A1A"/>
-          <w:sz w:val="20"/>
-        </w:rPr>
-        <w:t>performance</w:t>
-      </w:r>
-      <w:r>
-        <w:rPr>
-          <w:color w:val="1A1A1A"/>
-          <w:spacing w:val="-12"/>
-          <w:sz w:val="20"/>
-        </w:rPr>
-        <w:t xml:space="preserve"> </w:t>
-      </w:r>
-      <w:r>
-        <w:rPr>
-          <w:color w:val="1A1A1A"/>
-          <w:sz w:val="20"/>
-        </w:rPr>
-        <w:t>dos</w:t>
-      </w:r>
-      <w:r>
-        <w:rPr>
-          <w:color w:val="1A1A1A"/>
-          <w:spacing w:val="-14"/>
-          <w:sz w:val="20"/>
-        </w:rPr>
-        <w:t xml:space="preserve"> </w:t>
-      </w:r>
-      <w:r>
-        <w:rPr>
-          <w:color w:val="1A1A1A"/>
-          <w:spacing w:val="-2"/>
-          <w:sz w:val="20"/>
-        </w:rPr>
-        <w:t>serviços</w:t>
-      </w:r>
-    </w:p>
-    <w:p>
-      <w:pPr>
-        <w:pStyle w:val="PargrafodaLista"/>
-        <w:numPr>
-          <w:ilvl w:val="0"/>
-          <w:numId w:val="2"/>
-        </w:numPr>
-        <w:tabs>
-          <w:tab w:val="left" w:pos="577"/>
-        </w:tabs>
-        <w:ind w:left="577" w:hanging="275"/>
-        <w:rPr>
-          <w:sz w:val="20"/>
-        </w:rPr>
-      </w:pPr>
-      <w:r>
-        <w:rPr>
-          <w:color w:val="1A1A1A"/>
-          <w:sz w:val="20"/>
-        </w:rPr>
-        <w:t>Uso</w:t>
-      </w:r>
-      <w:r>
-        <w:rPr>
-          <w:color w:val="1A1A1A"/>
-          <w:spacing w:val="-14"/>
-          <w:sz w:val="20"/>
-        </w:rPr>
-        <w:t xml:space="preserve"> </w:t>
-      </w:r>
-      <w:r>
-        <w:rPr>
-          <w:color w:val="1A1A1A"/>
-          <w:sz w:val="20"/>
-        </w:rPr>
-        <w:t>de</w:t>
-      </w:r>
-      <w:r>
-        <w:rPr>
-          <w:color w:val="1A1A1A"/>
-          <w:spacing w:val="-11"/>
-          <w:sz w:val="20"/>
-        </w:rPr>
-        <w:t xml:space="preserve"> </w:t>
-      </w:r>
-      <w:r>
-        <w:rPr>
-          <w:color w:val="1A1A1A"/>
-          <w:sz w:val="20"/>
-        </w:rPr>
-        <w:t>padrões</w:t>
-      </w:r>
-      <w:r>
-        <w:rPr>
-          <w:color w:val="1A1A1A"/>
-          <w:spacing w:val="-10"/>
-          <w:sz w:val="20"/>
-        </w:rPr>
-        <w:t xml:space="preserve"> </w:t>
-      </w:r>
-      <w:r>
-        <w:rPr>
-          <w:color w:val="1A1A1A"/>
-          <w:sz w:val="20"/>
-        </w:rPr>
-        <w:t>arquiteturais</w:t>
-      </w:r>
-      <w:r>
-        <w:rPr>
-          <w:color w:val="1A1A1A"/>
-          <w:spacing w:val="-10"/>
-          <w:sz w:val="20"/>
-        </w:rPr>
-        <w:t xml:space="preserve"> </w:t>
-      </w:r>
-      <w:r>
-        <w:rPr>
-          <w:color w:val="1A1A1A"/>
-          <w:sz w:val="20"/>
-        </w:rPr>
-        <w:t>MVC</w:t>
-      </w:r>
-      <w:r>
-        <w:rPr>
-          <w:color w:val="1A1A1A"/>
-          <w:spacing w:val="-13"/>
-          <w:sz w:val="20"/>
-        </w:rPr>
-        <w:t xml:space="preserve"> </w:t>
-      </w:r>
-      <w:r>
-        <w:rPr>
-          <w:color w:val="1A1A1A"/>
-          <w:sz w:val="20"/>
-        </w:rPr>
-        <w:t>e</w:t>
-      </w:r>
-      <w:r>
-        <w:rPr>
-          <w:color w:val="1A1A1A"/>
-          <w:spacing w:val="-10"/>
-          <w:sz w:val="20"/>
-        </w:rPr>
-        <w:t xml:space="preserve"> </w:t>
-      </w:r>
-      <w:r>
-        <w:rPr>
-          <w:color w:val="1A1A1A"/>
-          <w:sz w:val="20"/>
-        </w:rPr>
-        <w:t>boas</w:t>
-      </w:r>
-      <w:r>
-        <w:rPr>
-          <w:color w:val="1A1A1A"/>
-          <w:spacing w:val="-10"/>
-          <w:sz w:val="20"/>
-        </w:rPr>
-        <w:t xml:space="preserve"> </w:t>
-      </w:r>
-      <w:r>
-        <w:rPr>
-          <w:color w:val="1A1A1A"/>
-          <w:sz w:val="20"/>
-        </w:rPr>
-        <w:t>práticas</w:t>
-      </w:r>
-      <w:r>
-        <w:rPr>
-          <w:color w:val="1A1A1A"/>
-          <w:spacing w:val="-12"/>
-          <w:sz w:val="20"/>
-        </w:rPr>
-        <w:t xml:space="preserve"> </w:t>
-      </w:r>
-      <w:r>
-        <w:rPr>
-          <w:color w:val="1A1A1A"/>
-          <w:sz w:val="20"/>
-        </w:rPr>
-        <w:t>de</w:t>
-      </w:r>
-      <w:r>
-        <w:rPr>
-          <w:color w:val="1A1A1A"/>
-          <w:spacing w:val="-12"/>
-          <w:sz w:val="20"/>
-        </w:rPr>
-        <w:t xml:space="preserve"> </w:t>
-      </w:r>
-      <w:r>
-        <w:rPr>
-          <w:color w:val="1A1A1A"/>
-          <w:sz w:val="20"/>
-        </w:rPr>
-        <w:t>Clean</w:t>
-      </w:r>
-      <w:r>
-        <w:rPr>
-          <w:color w:val="1A1A1A"/>
-          <w:spacing w:val="-13"/>
-          <w:sz w:val="20"/>
-        </w:rPr>
-        <w:t xml:space="preserve"> </w:t>
-      </w:r>
-      <w:r>
-        <w:rPr>
-          <w:color w:val="1A1A1A"/>
-          <w:sz w:val="20"/>
-        </w:rPr>
-        <w:t>Code</w:t>
-      </w:r>
-      <w:r>
-        <w:rPr>
-          <w:color w:val="1A1A1A"/>
-          <w:spacing w:val="-11"/>
-          <w:sz w:val="20"/>
-        </w:rPr>
-        <w:t xml:space="preserve"> </w:t>
-      </w:r>
-      <w:r>
-        <w:rPr>
-          <w:color w:val="1A1A1A"/>
-          <w:sz w:val="20"/>
-        </w:rPr>
-        <w:t>e</w:t>
-      </w:r>
-      <w:r>
-        <w:rPr>
-          <w:color w:val="1A1A1A"/>
-          <w:spacing w:val="-13"/>
-          <w:sz w:val="20"/>
-        </w:rPr>
-        <w:t xml:space="preserve"> </w:t>
-      </w:r>
-      <w:r>
-        <w:rPr>
-          <w:color w:val="1A1A1A"/>
-          <w:sz w:val="20"/>
-        </w:rPr>
-        <w:t>versionamento</w:t>
-      </w:r>
-      <w:r>
-        <w:rPr>
-          <w:color w:val="1A1A1A"/>
-          <w:spacing w:val="-11"/>
-          <w:sz w:val="20"/>
-        </w:rPr>
-        <w:t xml:space="preserve"> </w:t>
-      </w:r>
-      <w:r>
-        <w:rPr>
-          <w:color w:val="1A1A1A"/>
-          <w:sz w:val="20"/>
-        </w:rPr>
-        <w:t>com</w:t>
-      </w:r>
-      <w:r>
-        <w:rPr>
-          <w:color w:val="1A1A1A"/>
-          <w:spacing w:val="-14"/>
-          <w:sz w:val="20"/>
-        </w:rPr>
-        <w:t xml:space="preserve"> </w:t>
-      </w:r>
-      <w:r>
-        <w:rPr>
-          <w:color w:val="1A1A1A"/>
-          <w:spacing w:val="-5"/>
-          <w:sz w:val="20"/>
-        </w:rPr>
-        <w:t>Git</w:t>
-      </w:r>
-    </w:p>
-    <w:p>
-      <w:pPr>
-        <w:pStyle w:val="PargrafodaLista"/>
-        <w:rPr>
-          <w:sz w:val="20"/>
-        </w:rPr>
-        <w:sectPr>
-          <w:type w:val="continuous"/>
-          <w:pgSz w:w="11920" w:h="16850"/>
-          <w:pgMar w:top="1040" w:right="992" w:bottom="280" w:left="992" w:header="720" w:footer="720" w:gutter="0"/>
-          <w:cols w:space="720"/>
-        </w:sectPr>
-      </w:pPr>
+        <w:spacing w:before="63" w:line="235" w:lineRule="auto"/>
+        <w:ind w:right="1094" w:hanging="281"/>
+        <w:rPr>
+          <w:color w:val="1A1A1A"/>
+          <w:sz w:val="20"/>
+        </w:rPr>
+      </w:pPr>
+      <w:r>
+        <w:rPr>
+          <w:color w:val="1A1A1A"/>
+          <w:sz w:val="20"/>
+        </w:rPr>
+        <w:t>Análise, identificação e correção de bugs em sistemas legados e novos módulos, com foco em estabilidade, manutenção e evolução do sistema.</w:t>
+      </w:r>
     </w:p>
     <w:p>
       <w:pPr>
@@ -4284,9 +2854,136 @@
           <w:tab w:val="left" w:pos="577"/>
           <w:tab w:val="left" w:pos="580"/>
         </w:tabs>
-        <w:spacing w:before="72"/>
-        <w:ind w:right="830" w:hanging="281"/>
-        <w:rPr>
+        <w:spacing w:before="63" w:line="235" w:lineRule="auto"/>
+        <w:ind w:right="1094" w:hanging="281"/>
+        <w:rPr>
+          <w:color w:val="1A1A1A"/>
+          <w:sz w:val="20"/>
+        </w:rPr>
+      </w:pPr>
+      <w:r>
+        <w:rPr>
+          <w:color w:val="1A1A1A"/>
+          <w:sz w:val="20"/>
+        </w:rPr>
+        <w:t>Modelagem e otimização de banco de dados PostgreSQL, com criação e manutenção de tabelas, relacionamentos, queries e ajustes de performance.</w:t>
+      </w:r>
+    </w:p>
+    <w:p>
+      <w:pPr>
+        <w:pStyle w:val="PargrafodaLista"/>
+        <w:numPr>
+          <w:ilvl w:val="0"/>
+          <w:numId w:val="2"/>
+        </w:numPr>
+        <w:tabs>
+          <w:tab w:val="left" w:pos="577"/>
+          <w:tab w:val="left" w:pos="580"/>
+        </w:tabs>
+        <w:spacing w:before="63" w:line="235" w:lineRule="auto"/>
+        <w:ind w:right="1094" w:hanging="281"/>
+        <w:rPr>
+          <w:color w:val="1A1A1A"/>
+          <w:sz w:val="20"/>
+        </w:rPr>
+      </w:pPr>
+      <w:r>
+        <w:rPr>
+          <w:color w:val="1A1A1A"/>
+          <w:sz w:val="20"/>
+        </w:rPr>
+        <w:t xml:space="preserve">Criação e customização de relatórios com </w:t>
+      </w:r>
+      <w:proofErr w:type="spellStart"/>
+      <w:r>
+        <w:rPr>
+          <w:color w:val="1A1A1A"/>
+          <w:sz w:val="20"/>
+        </w:rPr>
+        <w:t>JasperReports</w:t>
+      </w:r>
+      <w:proofErr w:type="spellEnd"/>
+      <w:r>
+        <w:rPr>
+          <w:color w:val="1A1A1A"/>
+          <w:sz w:val="20"/>
+        </w:rPr>
+        <w:t xml:space="preserve"> para atender demandas operacionais e gerenciais.</w:t>
+      </w:r>
+    </w:p>
+    <w:p>
+      <w:pPr>
+        <w:pStyle w:val="PargrafodaLista"/>
+        <w:numPr>
+          <w:ilvl w:val="0"/>
+          <w:numId w:val="2"/>
+        </w:numPr>
+        <w:tabs>
+          <w:tab w:val="left" w:pos="577"/>
+          <w:tab w:val="left" w:pos="580"/>
+        </w:tabs>
+        <w:spacing w:before="63" w:line="235" w:lineRule="auto"/>
+        <w:ind w:right="1094" w:hanging="281"/>
+        <w:rPr>
+          <w:color w:val="1A1A1A"/>
+          <w:sz w:val="20"/>
+        </w:rPr>
+      </w:pPr>
+      <w:r>
+        <w:rPr>
+          <w:color w:val="1A1A1A"/>
+          <w:sz w:val="20"/>
+        </w:rPr>
+        <w:t xml:space="preserve">Participação na documentação técnica, atualização de </w:t>
+      </w:r>
+      <w:proofErr w:type="spellStart"/>
+      <w:r>
+        <w:rPr>
+          <w:color w:val="1A1A1A"/>
+          <w:sz w:val="20"/>
+        </w:rPr>
+        <w:t>endpoints</w:t>
+      </w:r>
+      <w:proofErr w:type="spellEnd"/>
+      <w:r>
+        <w:rPr>
+          <w:color w:val="1A1A1A"/>
+          <w:sz w:val="20"/>
+        </w:rPr>
+        <w:t xml:space="preserve"> e aplicação de boas práticas com </w:t>
+      </w:r>
+      <w:proofErr w:type="spellStart"/>
+      <w:r>
+        <w:rPr>
+          <w:color w:val="1A1A1A"/>
+          <w:sz w:val="20"/>
+        </w:rPr>
+        <w:t>Git</w:t>
+      </w:r>
+      <w:proofErr w:type="spellEnd"/>
+      <w:r>
+        <w:rPr>
+          <w:color w:val="1A1A1A"/>
+          <w:sz w:val="20"/>
+        </w:rPr>
+        <w:t>, testes unitários e testes integrados.</w:t>
+      </w:r>
+    </w:p>
+    <w:p>
+      <w:pPr>
+        <w:pStyle w:val="PargrafodaLista"/>
+        <w:numPr>
+          <w:ilvl w:val="0"/>
+          <w:numId w:val="2"/>
+        </w:numPr>
+        <w:tabs>
+          <w:tab w:val="left" w:pos="577"/>
+          <w:tab w:val="left" w:pos="580"/>
+        </w:tabs>
+        <w:spacing w:before="63" w:line="235" w:lineRule="auto"/>
+        <w:ind w:right="1094" w:hanging="281"/>
+        <w:rPr>
+          <w:color w:val="1A1A1A"/>
           <w:sz w:val="20"/>
         </w:rPr>
       </w:pPr>
@@ -4296,187 +2993,81 @@
           <w:sz w:val="20"/>
         </w:rPr>
         <w:lastRenderedPageBreak/>
-        <w:t>Infraestrutura</w:t>
-      </w:r>
-      <w:r>
-        <w:rPr>
-          <w:color w:val="1A1A1A"/>
-          <w:spacing w:val="-8"/>
-          <w:sz w:val="20"/>
-        </w:rPr>
-        <w:t xml:space="preserve"> </w:t>
-      </w:r>
-      <w:r>
-        <w:rPr>
-          <w:color w:val="1A1A1A"/>
-          <w:sz w:val="20"/>
-        </w:rPr>
-        <w:t>de</w:t>
-      </w:r>
-      <w:r>
-        <w:rPr>
-          <w:color w:val="1A1A1A"/>
-          <w:spacing w:val="-8"/>
-          <w:sz w:val="20"/>
-        </w:rPr>
-        <w:t xml:space="preserve"> </w:t>
-      </w:r>
-      <w:r>
-        <w:rPr>
-          <w:color w:val="1A1A1A"/>
-          <w:sz w:val="20"/>
-        </w:rPr>
-        <w:t>rede:</w:t>
-      </w:r>
-      <w:r>
-        <w:rPr>
-          <w:color w:val="1A1A1A"/>
-          <w:spacing w:val="-6"/>
-          <w:sz w:val="20"/>
-        </w:rPr>
-        <w:t xml:space="preserve"> </w:t>
-      </w:r>
-      <w:r>
-        <w:rPr>
-          <w:color w:val="1A1A1A"/>
-          <w:sz w:val="20"/>
-        </w:rPr>
-        <w:t>firewalls</w:t>
-      </w:r>
-      <w:r>
-        <w:rPr>
-          <w:color w:val="1A1A1A"/>
-          <w:spacing w:val="-5"/>
-          <w:sz w:val="20"/>
-        </w:rPr>
-        <w:t xml:space="preserve"> </w:t>
-      </w:r>
-      <w:r>
-        <w:rPr>
-          <w:color w:val="1A1A1A"/>
-          <w:sz w:val="20"/>
-        </w:rPr>
-        <w:t>pfSense</w:t>
-      </w:r>
-      <w:r>
-        <w:rPr>
-          <w:color w:val="1A1A1A"/>
-          <w:spacing w:val="-5"/>
-          <w:sz w:val="20"/>
-        </w:rPr>
-        <w:t xml:space="preserve"> </w:t>
-      </w:r>
-      <w:r>
-        <w:rPr>
-          <w:color w:val="1A1A1A"/>
-          <w:sz w:val="20"/>
-        </w:rPr>
-        <w:t>e</w:t>
-      </w:r>
-      <w:r>
-        <w:rPr>
-          <w:color w:val="1A1A1A"/>
-          <w:spacing w:val="-9"/>
-          <w:sz w:val="20"/>
-        </w:rPr>
-        <w:t xml:space="preserve"> </w:t>
-      </w:r>
-      <w:r>
-        <w:rPr>
-          <w:color w:val="1A1A1A"/>
-          <w:sz w:val="20"/>
-        </w:rPr>
-        <w:t>MikroTik,</w:t>
-      </w:r>
-      <w:r>
-        <w:rPr>
-          <w:color w:val="1A1A1A"/>
-          <w:spacing w:val="-6"/>
-          <w:sz w:val="20"/>
-        </w:rPr>
-        <w:t xml:space="preserve"> </w:t>
-      </w:r>
-      <w:r>
-        <w:rPr>
-          <w:color w:val="1A1A1A"/>
-          <w:sz w:val="20"/>
-        </w:rPr>
-        <w:t>VPN</w:t>
-      </w:r>
-      <w:r>
-        <w:rPr>
-          <w:color w:val="1A1A1A"/>
-          <w:spacing w:val="-7"/>
-          <w:sz w:val="20"/>
-        </w:rPr>
-        <w:t xml:space="preserve"> </w:t>
-      </w:r>
-      <w:r>
-        <w:rPr>
-          <w:color w:val="1A1A1A"/>
-          <w:sz w:val="20"/>
-        </w:rPr>
-        <w:t>OpenVPN,</w:t>
-      </w:r>
-      <w:r>
-        <w:rPr>
-          <w:color w:val="1A1A1A"/>
-          <w:spacing w:val="-9"/>
-          <w:sz w:val="20"/>
-        </w:rPr>
-        <w:t xml:space="preserve"> </w:t>
-      </w:r>
-      <w:r>
-        <w:rPr>
-          <w:color w:val="1A1A1A"/>
-          <w:sz w:val="20"/>
-        </w:rPr>
-        <w:t>servidores</w:t>
-      </w:r>
-      <w:r>
-        <w:rPr>
-          <w:color w:val="1A1A1A"/>
-          <w:spacing w:val="-5"/>
-          <w:sz w:val="20"/>
-        </w:rPr>
-        <w:t xml:space="preserve"> </w:t>
-      </w:r>
-      <w:r>
-        <w:rPr>
-          <w:color w:val="1A1A1A"/>
-          <w:sz w:val="20"/>
-        </w:rPr>
-        <w:t>Linux</w:t>
-      </w:r>
-      <w:r>
-        <w:rPr>
-          <w:color w:val="1A1A1A"/>
-          <w:spacing w:val="-8"/>
-          <w:sz w:val="20"/>
-        </w:rPr>
-        <w:t xml:space="preserve"> </w:t>
-      </w:r>
-      <w:r>
-        <w:rPr>
-          <w:color w:val="1A1A1A"/>
-          <w:sz w:val="20"/>
-        </w:rPr>
-        <w:t>(Debian)</w:t>
-      </w:r>
-      <w:r>
-        <w:rPr>
-          <w:color w:val="1A1A1A"/>
-          <w:spacing w:val="-3"/>
-          <w:sz w:val="20"/>
-        </w:rPr>
-        <w:t xml:space="preserve"> </w:t>
-      </w:r>
-      <w:r>
-        <w:rPr>
-          <w:color w:val="1A1A1A"/>
-          <w:sz w:val="20"/>
-        </w:rPr>
-        <w:t>e Windows Server</w:t>
+        <w:t xml:space="preserve">Monitoramento e análise de performance de serviços </w:t>
+      </w:r>
+      <w:proofErr w:type="spellStart"/>
+      <w:r>
+        <w:rPr>
+          <w:color w:val="1A1A1A"/>
+          <w:sz w:val="20"/>
+        </w:rPr>
+        <w:t>backend</w:t>
+      </w:r>
+      <w:proofErr w:type="spellEnd"/>
+      <w:r>
+        <w:rPr>
+          <w:color w:val="1A1A1A"/>
+          <w:sz w:val="20"/>
+        </w:rPr>
+        <w:t xml:space="preserve">, além de </w:t>
+      </w:r>
+      <w:proofErr w:type="spellStart"/>
+      <w:r>
+        <w:rPr>
+          <w:color w:val="1A1A1A"/>
+          <w:sz w:val="20"/>
+        </w:rPr>
+        <w:t>deploy</w:t>
+      </w:r>
+      <w:proofErr w:type="spellEnd"/>
+      <w:r>
+        <w:rPr>
+          <w:color w:val="1A1A1A"/>
+          <w:sz w:val="20"/>
+        </w:rPr>
+        <w:t xml:space="preserve"> de aplicações Java com Docker em servidor Linux.</w:t>
+      </w:r>
+    </w:p>
+    <w:p>
+      <w:pPr>
+        <w:pStyle w:val="PargrafodaLista"/>
+        <w:numPr>
+          <w:ilvl w:val="0"/>
+          <w:numId w:val="2"/>
+        </w:numPr>
+        <w:tabs>
+          <w:tab w:val="left" w:pos="577"/>
+          <w:tab w:val="left" w:pos="580"/>
+        </w:tabs>
+        <w:spacing w:before="63" w:line="235" w:lineRule="auto"/>
+        <w:ind w:right="1094" w:hanging="281"/>
+        <w:rPr>
+          <w:color w:val="1A1A1A"/>
+          <w:sz w:val="20"/>
+        </w:rPr>
+      </w:pPr>
+      <w:r>
+        <w:rPr>
+          <w:color w:val="1A1A1A"/>
+          <w:sz w:val="20"/>
+        </w:rPr>
+        <w:t xml:space="preserve">Análise, criação e validação de modelagens de sistemas e banco de dados, utilizando </w:t>
+      </w:r>
+      <w:proofErr w:type="spellStart"/>
+      <w:r>
+        <w:rPr>
+          <w:color w:val="1A1A1A"/>
+          <w:sz w:val="20"/>
+        </w:rPr>
+        <w:t>Figma</w:t>
+      </w:r>
+      <w:proofErr w:type="spellEnd"/>
+      <w:r>
+        <w:rPr>
+          <w:color w:val="1A1A1A"/>
+          <w:sz w:val="20"/>
+        </w:rPr>
+        <w:t xml:space="preserve"> para diagramas, fluxos e apoio ao entendimento dos requisitos.</w:t>
       </w:r>
     </w:p>
     <w:p>
@@ -9655,6 +8246,7 @@
           <w:sz w:val="19"/>
         </w:rPr>
         <w:sectPr>
+          <w:type w:val="continuous"/>
           <w:pgSz w:w="11920" w:h="16850"/>
           <w:pgMar w:top="1040" w:right="992" w:bottom="280" w:left="992" w:header="720" w:footer="720" w:gutter="0"/>
           <w:cols w:space="720"/>
@@ -10653,6 +9245,162 @@
 <file path=word/numbering.xml><?xml version="1.0" encoding="utf-8"?>
 <w:numbering xmlns:wpc="http://schemas.microsoft.com/office/word/2010/wordprocessingCanvas" xmlns:cx="http://schemas.microsoft.com/office/drawing/2014/chartex" xmlns:cx1="http://schemas.microsoft.com/office/drawing/2015/9/8/chartex" xmlns:cx2="http://schemas.microsoft.com/office/drawing/2015/10/21/chartex" xmlns:cx3="http://schemas.microsoft.com/office/drawing/2016/5/9/chartex" xmlns:cx4="http://schemas.microsoft.com/office/drawing/2016/5/10/chartex" xmlns:cx5="http://schemas.microsoft.com/office/drawing/2016/5/11/chartex" xmlns:cx6="http://schemas.microsoft.com/office/drawing/2016/5/12/chartex" xmlns:cx7="http://schemas.microsoft.com/office/drawing/2016/5/13/chartex" xmlns:cx8="http://schemas.microsoft.com/office/drawing/2016/5/14/chartex" xmlns:mc="http://schemas.openxmlformats.org/markup-compatibility/2006" xmlns:aink="http://schemas.microsoft.com/office/drawing/2016/ink" xmlns:am3d="http://schemas.microsoft.com/office/drawing/2017/model3d" xmlns:o="urn:schemas-microsoft-com:office:office" xmlns:oel="http://schemas.microsoft.com/office/2019/extlst" xmlns:r="http://schemas.openxmlformats.org/officeDocument/2006/relationships" xmlns:m="http://schemas.openxmlformats.org/officeDocument/2006/math" xmlns:v="urn:schemas-microsoft-com:vml" xmlns:wp14="http://schemas.microsoft.com/office/word/2010/wordprocessingDrawing" xmlns:wp="http://schemas.openxmlformats.org/drawingml/2006/wordprocessingDrawing" xmlns:w10="urn:schemas-microsoft-com:office:word" xmlns:w="http://schemas.openxmlformats.org/wordprocessingml/2006/main" xmlns:w14="http://schemas.microsoft.com/office/word/2010/wordml" xmlns:w15="http://schemas.microsoft.com/office/word/2012/wordml" xmlns:w16cex="http://schemas.microsoft.com/office/word/2018/wordml/cex" xmlns:w16cid="http://schemas.microsoft.com/office/word/2016/wordml/cid" xmlns:w16="http://schemas.microsoft.com/office/word/2018/wordml" xmlns:w16du="http://schemas.microsoft.com/office/word/2023/wordml/word16du" xmlns:w16sdtdh="http://schemas.microsoft.com/office/word/2020/wordml/sdtdatahash" xmlns:w16sdtfl="http://schemas.microsoft.com/office/word/2024/wordml/sdtformatlock" xmlns:w16se="http://schemas.microsoft.com/office/word/2015/wordml/symex" xmlns:wpg="http://schemas.microsoft.com/office/word/2010/wordprocessingGroup" xmlns:wpi="http://schemas.microsoft.com/office/word/2010/wordprocessingInk" xmlns:wne="http://schemas.microsoft.com/office/word/2006/wordml" xmlns:wps="http://schemas.microsoft.com/office/word/2010/wordprocessingShape" mc:Ignorable="w14 w15 w16se w16cid w16 w16cex w16sdtdh w16sdtfl w16du wp14">
   <w:abstractNum w:abstractNumId="0" w15:restartNumberingAfterBreak="0">
+    <w:nsid w:val="2EB468AB"/>
+    <w:multiLevelType w:val="multilevel"/>
+    <w:tmpl w:val="DCDEC9E8"/>
+    <w:lvl w:ilvl="0">
+      <w:numFmt w:val="bullet"/>
+      <w:lvlText w:val="◗"/>
+      <w:lvlJc w:val="left"/>
+      <w:pPr>
+        <w:tabs>
+          <w:tab w:val="num" w:pos="720"/>
+        </w:tabs>
+        <w:ind w:left="720" w:hanging="360"/>
+      </w:pPr>
+      <w:rPr>
+        <w:rFonts w:ascii="Cambria Math" w:eastAsia="Cambria Math" w:hAnsi="Cambria Math" w:cs="Cambria Math" w:hint="default"/>
+        <w:b w:val="0"/>
+        <w:bCs w:val="0"/>
+        <w:i w:val="0"/>
+        <w:iCs w:val="0"/>
+        <w:spacing w:val="0"/>
+        <w:w w:val="97"/>
+        <w:sz w:val="20"/>
+        <w:szCs w:val="20"/>
+        <w:lang w:val="pt-PT" w:eastAsia="en-US" w:bidi="ar-SA"/>
+      </w:rPr>
+    </w:lvl>
+    <w:lvl w:ilvl="1" w:tentative="1">
+      <w:start w:val="1"/>
+      <w:numFmt w:val="bullet"/>
+      <w:lvlText w:val="o"/>
+      <w:lvlJc w:val="left"/>
+      <w:pPr>
+        <w:tabs>
+          <w:tab w:val="num" w:pos="1440"/>
+        </w:tabs>
+        <w:ind w:left="1440" w:hanging="360"/>
+      </w:pPr>
+      <w:rPr>
+        <w:rFonts w:ascii="Courier New" w:hAnsi="Courier New" w:hint="default"/>
+        <w:sz w:val="20"/>
+      </w:rPr>
+    </w:lvl>
+    <w:lvl w:ilvl="2" w:tentative="1">
+      <w:start w:val="1"/>
+      <w:numFmt w:val="bullet"/>
+      <w:lvlText w:val=""/>
+      <w:lvlJc w:val="left"/>
+      <w:pPr>
+        <w:tabs>
+          <w:tab w:val="num" w:pos="2160"/>
+        </w:tabs>
+        <w:ind w:left="2160" w:hanging="360"/>
+      </w:pPr>
+      <w:rPr>
+        <w:rFonts w:ascii="Wingdings" w:hAnsi="Wingdings" w:hint="default"/>
+        <w:sz w:val="20"/>
+      </w:rPr>
+    </w:lvl>
+    <w:lvl w:ilvl="3" w:tentative="1">
+      <w:start w:val="1"/>
+      <w:numFmt w:val="bullet"/>
+      <w:lvlText w:val=""/>
+      <w:lvlJc w:val="left"/>
+      <w:pPr>
+        <w:tabs>
+          <w:tab w:val="num" w:pos="2880"/>
+        </w:tabs>
+        <w:ind w:left="2880" w:hanging="360"/>
+      </w:pPr>
+      <w:rPr>
+        <w:rFonts w:ascii="Wingdings" w:hAnsi="Wingdings" w:hint="default"/>
+        <w:sz w:val="20"/>
+      </w:rPr>
+    </w:lvl>
+    <w:lvl w:ilvl="4" w:tentative="1">
+      <w:start w:val="1"/>
+      <w:numFmt w:val="bullet"/>
+      <w:lvlText w:val=""/>
+      <w:lvlJc w:val="left"/>
+      <w:pPr>
+        <w:tabs>
+          <w:tab w:val="num" w:pos="3600"/>
+        </w:tabs>
+        <w:ind w:left="3600" w:hanging="360"/>
+      </w:pPr>
+      <w:rPr>
+        <w:rFonts w:ascii="Wingdings" w:hAnsi="Wingdings" w:hint="default"/>
+        <w:sz w:val="20"/>
+      </w:rPr>
+    </w:lvl>
+    <w:lvl w:ilvl="5" w:tentative="1">
+      <w:start w:val="1"/>
+      <w:numFmt w:val="bullet"/>
+      <w:lvlText w:val=""/>
+      <w:lvlJc w:val="left"/>
+      <w:pPr>
+        <w:tabs>
+          <w:tab w:val="num" w:pos="4320"/>
+        </w:tabs>
+        <w:ind w:left="4320" w:hanging="360"/>
+      </w:pPr>
+      <w:rPr>
+        <w:rFonts w:ascii="Wingdings" w:hAnsi="Wingdings" w:hint="default"/>
+        <w:sz w:val="20"/>
+      </w:rPr>
+    </w:lvl>
+    <w:lvl w:ilvl="6" w:tentative="1">
+      <w:start w:val="1"/>
+      <w:numFmt w:val="bullet"/>
+      <w:lvlText w:val=""/>
+      <w:lvlJc w:val="left"/>
+      <w:pPr>
+        <w:tabs>
+          <w:tab w:val="num" w:pos="5040"/>
+        </w:tabs>
+        <w:ind w:left="5040" w:hanging="360"/>
+      </w:pPr>
+      <w:rPr>
+        <w:rFonts w:ascii="Wingdings" w:hAnsi="Wingdings" w:hint="default"/>
+        <w:sz w:val="20"/>
+      </w:rPr>
+    </w:lvl>
+    <w:lvl w:ilvl="7" w:tentative="1">
+      <w:start w:val="1"/>
+      <w:numFmt w:val="bullet"/>
+      <w:lvlText w:val=""/>
+      <w:lvlJc w:val="left"/>
+      <w:pPr>
+        <w:tabs>
+          <w:tab w:val="num" w:pos="5760"/>
+        </w:tabs>
+        <w:ind w:left="5760" w:hanging="360"/>
+      </w:pPr>
+      <w:rPr>
+        <w:rFonts w:ascii="Wingdings" w:hAnsi="Wingdings" w:hint="default"/>
+        <w:sz w:val="20"/>
+      </w:rPr>
+    </w:lvl>
+    <w:lvl w:ilvl="8" w:tentative="1">
+      <w:start w:val="1"/>
+      <w:numFmt w:val="bullet"/>
+      <w:lvlText w:val=""/>
+      <w:lvlJc w:val="left"/>
+      <w:pPr>
+        <w:tabs>
+          <w:tab w:val="num" w:pos="6480"/>
+        </w:tabs>
+        <w:ind w:left="6480" w:hanging="360"/>
+      </w:pPr>
+      <w:rPr>
+        <w:rFonts w:ascii="Wingdings" w:hAnsi="Wingdings" w:hint="default"/>
+        <w:sz w:val="20"/>
+      </w:rPr>
+    </w:lvl>
+  </w:abstractNum>
+  <w:abstractNum w:abstractNumId="1" w15:restartNumberingAfterBreak="0">
     <w:nsid w:val="36326D25"/>
     <w:multiLevelType w:val="hybridMultilevel"/>
     <w:tmpl w:val="E0D88032"/>
@@ -10773,7 +9521,7 @@
       </w:rPr>
     </w:lvl>
   </w:abstractNum>
-  <w:abstractNum w:abstractNumId="1" w15:restartNumberingAfterBreak="0">
+  <w:abstractNum w:abstractNumId="2" w15:restartNumberingAfterBreak="0">
     <w:nsid w:val="697C04AD"/>
     <w:multiLevelType w:val="hybridMultilevel"/>
     <w:tmpl w:val="B57CDAE4"/>
@@ -10912,10 +9660,165 @@
       </w:rPr>
     </w:lvl>
   </w:abstractNum>
+  <w:abstractNum w:abstractNumId="3" w15:restartNumberingAfterBreak="0">
+    <w:nsid w:val="70194D8C"/>
+    <w:multiLevelType w:val="multilevel"/>
+    <w:tmpl w:val="969661F0"/>
+    <w:lvl w:ilvl="0">
+      <w:start w:val="1"/>
+      <w:numFmt w:val="bullet"/>
+      <w:lvlText w:val=""/>
+      <w:lvlJc w:val="left"/>
+      <w:pPr>
+        <w:tabs>
+          <w:tab w:val="num" w:pos="720"/>
+        </w:tabs>
+        <w:ind w:left="720" w:hanging="360"/>
+      </w:pPr>
+      <w:rPr>
+        <w:rFonts w:ascii="Symbol" w:hAnsi="Symbol" w:hint="default"/>
+        <w:sz w:val="20"/>
+      </w:rPr>
+    </w:lvl>
+    <w:lvl w:ilvl="1" w:tentative="1">
+      <w:start w:val="1"/>
+      <w:numFmt w:val="bullet"/>
+      <w:lvlText w:val="o"/>
+      <w:lvlJc w:val="left"/>
+      <w:pPr>
+        <w:tabs>
+          <w:tab w:val="num" w:pos="1440"/>
+        </w:tabs>
+        <w:ind w:left="1440" w:hanging="360"/>
+      </w:pPr>
+      <w:rPr>
+        <w:rFonts w:ascii="Courier New" w:hAnsi="Courier New" w:hint="default"/>
+        <w:sz w:val="20"/>
+      </w:rPr>
+    </w:lvl>
+    <w:lvl w:ilvl="2" w:tentative="1">
+      <w:start w:val="1"/>
+      <w:numFmt w:val="bullet"/>
+      <w:lvlText w:val=""/>
+      <w:lvlJc w:val="left"/>
+      <w:pPr>
+        <w:tabs>
+          <w:tab w:val="num" w:pos="2160"/>
+        </w:tabs>
+        <w:ind w:left="2160" w:hanging="360"/>
+      </w:pPr>
+      <w:rPr>
+        <w:rFonts w:ascii="Wingdings" w:hAnsi="Wingdings" w:hint="default"/>
+        <w:sz w:val="20"/>
+      </w:rPr>
+    </w:lvl>
+    <w:lvl w:ilvl="3" w:tentative="1">
+      <w:start w:val="1"/>
+      <w:numFmt w:val="bullet"/>
+      <w:lvlText w:val=""/>
+      <w:lvlJc w:val="left"/>
+      <w:pPr>
+        <w:tabs>
+          <w:tab w:val="num" w:pos="2880"/>
+        </w:tabs>
+        <w:ind w:left="2880" w:hanging="360"/>
+      </w:pPr>
+      <w:rPr>
+        <w:rFonts w:ascii="Wingdings" w:hAnsi="Wingdings" w:hint="default"/>
+        <w:sz w:val="20"/>
+      </w:rPr>
+    </w:lvl>
+    <w:lvl w:ilvl="4" w:tentative="1">
+      <w:start w:val="1"/>
+      <w:numFmt w:val="bullet"/>
+      <w:lvlText w:val=""/>
+      <w:lvlJc w:val="left"/>
+      <w:pPr>
+        <w:tabs>
+          <w:tab w:val="num" w:pos="3600"/>
+        </w:tabs>
+        <w:ind w:left="3600" w:hanging="360"/>
+      </w:pPr>
+      <w:rPr>
+        <w:rFonts w:ascii="Wingdings" w:hAnsi="Wingdings" w:hint="default"/>
+        <w:sz w:val="20"/>
+      </w:rPr>
+    </w:lvl>
+    <w:lvl w:ilvl="5" w:tentative="1">
+      <w:start w:val="1"/>
+      <w:numFmt w:val="bullet"/>
+      <w:lvlText w:val=""/>
+      <w:lvlJc w:val="left"/>
+      <w:pPr>
+        <w:tabs>
+          <w:tab w:val="num" w:pos="4320"/>
+        </w:tabs>
+        <w:ind w:left="4320" w:hanging="360"/>
+      </w:pPr>
+      <w:rPr>
+        <w:rFonts w:ascii="Wingdings" w:hAnsi="Wingdings" w:hint="default"/>
+        <w:sz w:val="20"/>
+      </w:rPr>
+    </w:lvl>
+    <w:lvl w:ilvl="6" w:tentative="1">
+      <w:start w:val="1"/>
+      <w:numFmt w:val="bullet"/>
+      <w:lvlText w:val=""/>
+      <w:lvlJc w:val="left"/>
+      <w:pPr>
+        <w:tabs>
+          <w:tab w:val="num" w:pos="5040"/>
+        </w:tabs>
+        <w:ind w:left="5040" w:hanging="360"/>
+      </w:pPr>
+      <w:rPr>
+        <w:rFonts w:ascii="Wingdings" w:hAnsi="Wingdings" w:hint="default"/>
+        <w:sz w:val="20"/>
+      </w:rPr>
+    </w:lvl>
+    <w:lvl w:ilvl="7" w:tentative="1">
+      <w:start w:val="1"/>
+      <w:numFmt w:val="bullet"/>
+      <w:lvlText w:val=""/>
+      <w:lvlJc w:val="left"/>
+      <w:pPr>
+        <w:tabs>
+          <w:tab w:val="num" w:pos="5760"/>
+        </w:tabs>
+        <w:ind w:left="5760" w:hanging="360"/>
+      </w:pPr>
+      <w:rPr>
+        <w:rFonts w:ascii="Wingdings" w:hAnsi="Wingdings" w:hint="default"/>
+        <w:sz w:val="20"/>
+      </w:rPr>
+    </w:lvl>
+    <w:lvl w:ilvl="8" w:tentative="1">
+      <w:start w:val="1"/>
+      <w:numFmt w:val="bullet"/>
+      <w:lvlText w:val=""/>
+      <w:lvlJc w:val="left"/>
+      <w:pPr>
+        <w:tabs>
+          <w:tab w:val="num" w:pos="6480"/>
+        </w:tabs>
+        <w:ind w:left="6480" w:hanging="360"/>
+      </w:pPr>
+      <w:rPr>
+        <w:rFonts w:ascii="Wingdings" w:hAnsi="Wingdings" w:hint="default"/>
+        <w:sz w:val="20"/>
+      </w:rPr>
+    </w:lvl>
+  </w:abstractNum>
   <w:num w:numId="1" w16cid:durableId="1037317970">
+    <w:abstractNumId w:val="2"/>
+  </w:num>
+  <w:num w:numId="2" w16cid:durableId="356349886">
     <w:abstractNumId w:val="1"/>
   </w:num>
-  <w:num w:numId="2" w16cid:durableId="356349886">
+  <w:num w:numId="3" w16cid:durableId="1227715900">
+    <w:abstractNumId w:val="3"/>
+  </w:num>
+  <w:num w:numId="4" w16cid:durableId="1036546164">
     <w:abstractNumId w:val="0"/>
   </w:num>
 </w:numbering>
